--- a/电商223_张纵宇_毕业论文 _4.23初稿.docx
+++ b/电商223_张纵宇_毕业论文 _4.23初稿.docx
@@ -1395,7 +1395,7 @@
           <w:szCs w:val="28"/>
           <w:lang w:val="en-US" w:eastAsia="zh-CN" w:bidi="ar"/>
         </w:rPr>
-        <w:t>本文以烟台农村地区集群电商为研究对象，以资源编排理论（ROT）为核心理论框架、TOE框架为变量分类参照，确定政府政策与集群治理、人才支撑、基础设施建设、技术创新水平、本地电商平台与数字技能、自然环境与资源禀赋六大核心影响维度，构建“资源基底—中介转化—绩效产出”三层次整合分析模型，采用SEM与fsQCA混合研究方法，系统探究集群电商发展的影响机制与高绩效组态路径。实证结果表明，基础设施建设与数字技能分别在两组影响链中发挥显著的部分中介作用；fsQCA识别出政策—基建协同型、人才—技术—基建三元型、技术—数字内生型与资源—数字整合型四条等效发展路径。</w:t>
+        <w:t>本文以烟台农村地区集群电商为研究对象，以资源编排理论（ROT）为核心理论框架、TOE框架为变量分类参照，确定政策治理、人才支撑、基础设施建设、技术创新水平、数字化能力、资源禀赋六大核心影响维度，构建“资源基底—中介转化—绩效产出”三层次整合分析模型，采用SEM与fsQCA混合研究方法，系统探究集群电商发展的影响机制与高绩效组态路径。实证结果表明，基础设施建设与数字技能分别在两组影响链中发挥显著的部分中介作用；fsQCA识别出政策—基建协同型、人才—技术—基建三元型、技术—数字内生型与资源—数字整合型四条等效发展路径。</w:t>
       </w:r>
     </w:p>
     <w:p>
@@ -2884,7 +2884,7 @@
           <w:sz w:val="24"/>
           <w:szCs w:val="24"/>
         </w:rPr>
-        <w:t>国内外学者围绕电商发展影响因素开展了大量实证研究，研究维度涵盖政府政策与治理、人才支撑、基础设施、技术创新、数字技能与资源禀赋等核心层面，为本文研究模型的构建提供了坚实的文献基础。在政府政策与集群治理方面，梁强等（2016）基于广东军埔电商集群案例，指出政府的政策扶持、产业规划与公共服务供给是集群电商形成与发展的关键制度性要素；Cui等（2019）强调，完善的集群内部治理机制是集群电商实现可持续发展的核心组织保障，治理结构的有效性直接影响集群的协同效率与竞争优势维持；Song等（2023）基于跨地区面板数据证实，地方政府电商支持政策强度与集群电商规模扩张之间存在显著正相关关系，且该效应在资源禀赋较弱的地区尤为突出；Wang等（2022）则从制度适配视角指出，政策落地的情境匹配程度对集群电商发展效果具有显著调节作用，政策设计须与本地电商发展实际深度契合。</w:t>
+        <w:t>国内外学者围绕电商发展影响因素开展了大量实证研究，研究维度涵盖政府政策与治理、人才支撑、基础设施、技术创新、数字技能与资源禀赋等核心层面，为本文研究模型的构建提供了坚实的文献基础。在政策治理方面，梁强等（2016）基于广东军埔电商集群案例，指出政府的政策扶持、产业规划与公共服务供给是集群电商形成与发展的关键制度性要素；Cui等（2019）强调，完善的集群内部治理机制是集群电商实现可持续发展的核心组织保障，治理结构的有效性直接影响集群的协同效率与竞争优势维持；Song等（2023）基于跨地区面板数据证实，地方政府电商支持政策强度与集群电商规模扩张之间存在显著正相关关系，且该效应在资源禀赋较弱的地区尤为突出；Wang等（2022）则从制度适配视角指出，政策落地的情境匹配程度对集群电商发展效果具有显著调节作用，政策设计须与本地电商发展实际深度契合。</w:t>
       </w:r>
     </w:p>
     <w:p>
@@ -2906,7 +2906,7 @@
           <w:sz w:val="24"/>
           <w:szCs w:val="24"/>
         </w:rPr>
-        <w:t>在人才支撑方面，邱泽奇等（2021）指出，电商专业人才的供给不足是制约县域电商发展的核心瓶颈，从业者的数字技能与运营能力直接决定集群整体发展水平；Van Deursen与Van Dijk（2014）提出“多层次数字技能框架”，区分操作技能、信息技能与策略技能三个层次，为衡量电商从业者差异化数字能力提供了重要的理论工具；曹玲等（2022）的研究表明，电商从业者数字素养水平与平台运营效益之间存在显著正相关，技能培训的干预效果因针对性不同而呈现显著异质性。在基础设施建设方面，董坤祥等（2016）证明交通物流、仓储冷链、网络通信等基础设施是集群电商发展的核心硬件保障；Urpelainen与Yoon（2015）基于发展中国家农村地区数据发现，数字基础设施普及率与农村电商规模之间呈现显著的正向非线性关系，在基础设施覆盖率较低阶段其边际效应尤为突出；张晓山等（2021）的研究表明，冷链物流体系的完善程度对生鲜农产品电商集群的发展质量具有决定性影响。在技术创新水平方面，易法敏等（2022）指出，大数据、人工智能、直播技术等数字化技术的规模化应用能够显著提升集群电商的转型升级能力与运营效率；Premkumar与Roberts（1999）在信息技术采纳领域的经典研究指出，农村地区技术采纳障碍的突破须依赖外部政策与内部能力的协同推进；孟天广等（2023）基于中国数字经济数据表明，数字技术本地化应用深度对产业集群数字化转型效能具有显著调节效应。在本地电商平台与数字技能方面，张伟（2024）的SEM实证研究表明，本地特色电商平台的功能完善度与从业者数字技能均对集群发展水平具有显著正向影响，且二者存在协同增强效应；吴晓明等（2023）进一步指出，数字平台的本地化适配程度是决定平台赋能效应强弱的关键因素。在自然环境与资源禀赋方面，唐艺等（2021）以江苏沭阳花木电商集群为例，指出本地特色资源是集群电商形成的核心前提，资源整合利用效率直接决定集群核心竞争力；吴比等（2023）基于资源禀赋理论进一步揭示，特色农产品资源的稀缺性与差异化程度对集群电商品牌溢价能力具有显著正向影响，强调了资源禀赋不可复制性对竞争优势的基础性作用。</w:t>
+        <w:t>在人才支撑方面，邱泽奇等（2021）指出，电商专业人才的供给不足是制约县域电商发展的核心瓶颈，从业者的数字技能与运营能力直接决定集群整体发展水平；Van Deursen与Van Dijk（2014）提出“多层次数字技能框架”，区分操作技能、信息技能与策略技能三个层次，为衡量电商从业者差异化数字能力提供了重要的理论工具；曹玲等（2022）的研究表明，电商从业者数字素养水平与平台运营效益之间存在显著正相关，技能培训的干预效果因针对性不同而呈现显著异质性。在基础设施建设方面，董坤祥等（2016）证明交通物流、仓储冷链、网络通信等基础设施是集群电商发展的核心硬件保障；Urpelainen与Yoon（2015）基于发展中国家农村地区数据发现，数字基础设施普及率与农村电商规模之间呈现显著的正向非线性关系，在基础设施覆盖率较低阶段其边际效应尤为突出；张晓山等（2021）的研究表明，冷链物流体系的完善程度对生鲜农产品电商集群的发展质量具有决定性影响。在技术创新水平方面，易法敏等（2022）指出，大数据、人工智能、直播技术等数字化技术的规模化应用能够显著提升集群电商的转型升级能力与运营效率；Premkumar与Roberts（1999）在信息技术采纳领域的经典研究指出，农村地区技术采纳障碍的突破须依赖外部政策与内部能力的协同推进；孟天广等（2023）基于中国数字经济数据表明，数字技术本地化应用深度对产业集群数字化转型效能具有显著调节效应。在数字化能力方面，张伟（2024）的SEM实证研究表明，本地特色电商平台的功能完善度与从业者数字技能均对集群发展水平具有显著正向影响，且二者存在协同增强效应；吴晓明等（2023）进一步指出，数字平台的本地化适配程度是决定平台赋能效应强弱的关键因素。在资源禀赋方面，唐艺等（2021）以江苏沭阳花木电商集群为例，指出本地特色资源是集群电商形成的核心前提，资源整合利用效率直接决定集群核心竞争力；吴比等（2023）基于资源禀赋理论进一步揭示，特色农产品资源的稀缺性与差异化程度对集群电商品牌溢价能力具有显著正向影响，强调了资源禀赋不可复制性对竞争优势的基础性作用。</w:t>
       </w:r>
     </w:p>
     <w:p>
@@ -3456,7 +3456,7 @@
           <w:sz w:val="24"/>
           <w:szCs w:val="24"/>
         </w:rPr>
-        <w:t>：本文结合烟台集群电商发展的实际特征，构建了包含政府政策与集群治理、人才支撑、基础设施建设、技术创新水平、本地电商平台与数字技能、自然环境与资源禀赋六大维度的整合分析模型，纳入了资源禀赋、本地平台建设等特色变量，更贴合烟台本地产业发展实际，突破了现有研究维度同质化的局限。</w:t>
+        <w:t>：本文结合烟台集群电商发展的实际特征，构建了包含政策治理、人才支撑、基础设施建设、技术创新水平、数字化能力、资源禀赋六大维度的整合分析模型，纳入了资源禀赋、本地平台建设等特色变量，更贴合烟台本地产业发展实际，突破了现有研究维度同质化的局限。</w:t>
       </w:r>
     </w:p>
     <w:p>
@@ -3817,7 +3817,7 @@
           <w:sz w:val="24"/>
           <w:szCs w:val="24"/>
         </w:rPr>
-        <w:t xml:space="preserve">，用于检验六大维度潜变量之间的因果关系，以基础设施建设与本地电商平台及数字技能为双中介变量，验证各维度变量对烟台集群电商发展的间接影响路径，明确各因素的作用强度与显著性。</w:t>
+        <w:t>，用于检验六大维度潜变量之间的因果关系，以基础设施建设与数字化能力为双中介变量，验证各维度变量对烟台集群电商发展的间接影响路径，明确各因素的作用强度与显著性。</w:t>
       </w:r>
     </w:p>
     <w:p>
@@ -4424,7 +4424,7 @@
           <w:sz w:val="24"/>
           <w:szCs w:val="24"/>
         </w:rPr>
-        <w:t>资源编排理论与本文研究框架的内在逻辑高度契合。在资源编排视角下，烟台农村电商集群的发展可被理解为一个"多层次资源编排"过程：政府政策（GP）、人才支撑（TS）、技术创新水平（TI）、自然环境与资源禀赋（EN）四类外生变量，构成集群可动员的原始资源基底，对应资源编排的"结构化"阶段；基础设施（IF）将政策性资源与人力资源捆绑为集群运作的物质能力支撑，本地电商平台与数字技能（DS）将技术资源与禀赋资源捆绑为集群的数字化市场运营能力，两者共同构成资源编排的"捆绑"阶段——这直接解释了IF与DS在本文SEM模型中担任中介变量的理论依据；集群电商发展水平（CDL）则是资源编排完成后通过持续竞争绩效兑现的"杠杆化"产出。资源编排理论还强调多种资源组合协同产生绩效的理念，与fsQCA"多条件联动驱动结果、多条等效组态路径并存"的配置性逻辑深度呼应，为本文混合方法设计提供了统一的理论底座。</w:t>
+        <w:t>资源编排理论与本文研究框架的内在逻辑高度契合。在资源编排视角下，烟台农村电商集群的发展可被理解为一个"多层次资源编排"过程：政府政策（GP）、人才支撑（TS）、技术创新水平（TI）、资源禀赋（EN）四类外生变量，构成集群可动员的原始资源基底，对应资源编排的"结构化"阶段；基础设施（IF）将政策性资源与人力资源捆绑为集群运作的物质能力支撑，数字化能力（DS）将技术资源与禀赋资源捆绑为集群的数字化市场运营能力，两者共同构成资源编排的"捆绑"阶段——这直接解释了IF与DS在本文SEM模型中担任中介变量的理论依据；集群电商发展水平（CDL）则是资源编排完成后通过持续竞争绩效兑现的"杠杆化"产出。资源编排理论还强调多种资源组合协同产生绩效的理念，与fsQCA"多条件联动驱动结果、多条等效组态路径并存"的配置性逻辑深度呼应，为本文混合方法设计提供了统一的理论底座。</w:t>
       </w:r>
     </w:p>
     <w:p>
@@ -4498,7 +4498,7 @@
           <w:szCs w:val="24"/>
           <w:lang w:val="en-US" w:eastAsia="zh-CN" w:bidi="ar"/>
         </w:rPr>
-        <w:t xml:space="preserve">，认为组织的技术创新与应用行为受到技术（Technology）、组织（Organization）、环境（Environment）三个维度因素的共同影响。本文以TOE框架作为变量选取与分类的补充性参照框架，将六大核心影响维度系统整合到技术、组织、环境三个维度中：技术维度包含技术创新水平（TI）与本地电商平台及数字技能（DS）；组织维度包含政府政策与集群治理（GP）和人才支撑（TS）；环境维度包含基础设施建设（IF）与自然环境及资源禀赋（EN）。TOE框架在此发挥变量体系分类与研究情境适配的辅助作用，其系统性与整体性为六维度变量的整合提供了分析坐标。</w:t>
+        <w:t>，认为组织的技术创新与应用行为受到技术（Technology）、组织（Organization）、环境（Environment）三个维度因素的共同影响。本文以TOE框架作为变量选取与分类的补充性参照框架，将六大核心影响维度系统整合到技术、组织、环境三个维度中：技术维度包含技术创新水平（TI）与数字化能力（DS）；组织维度包含政策治理（GP）和人才支撑（TS）；环境维度包含基础设施建设（IF）与自然环境及资源禀赋（EN）。TOE框架在此发挥变量体系分类与研究情境适配的辅助作用，其系统性与整体性为六维度变量的整合提供了分析坐标。</w:t>
       </w:r>
     </w:p>
     <w:p>
@@ -4646,7 +4646,7 @@
           <w:sz w:val="24"/>
           <w:szCs w:val="24"/>
         </w:rPr>
-        <w:t>本文以资源编排理论为核心理论框架，以TOE框架为变量分类参照，结合烟台集群电商发展的实际特征，构建"资源基底—中介转化—绩效产出"三层次整合分析模型，具体如下：在资源基底层，政府政策与集群治理（GP）、人才支撑（TS）、技术创新水平（TI）、自然环境与资源禀赋（EN）四大外生变量构成集群的原始资源组合，对应资源编排的"结构化"阶段；在中介转化层，基础设施建设（IF）与本地电商平台及数字技能（DS）作为中介变量，分别承载"GP/TS→IF→CDL"与"TI/EN→DS→CDL"两条核心中介路径，对应资源编排的"捆绑"阶段，将原始资源转化为集群能力；在绩效产出层，集群电商发展水平（CDL）作为结果变量，对应资源编排的"杠杆化"阶段，体现资源编排的最终绩效产出。</w:t>
+        <w:t>本文以资源编排理论为核心理论框架，以TOE框架为变量分类参照，结合烟台集群电商发展的实际特征，构建"资源基底—中介转化—绩效产出"三层次整合分析模型，具体如下：在资源基底层，政策治理（GP）、人才支撑（TS）、技术创新水平（TI）、资源禀赋（EN）四大外生变量构成集群的原始资源组合，对应资源编排的"结构化"阶段；在中介转化层，基础设施建设（IF）与数字化能力（DS）作为中介变量，分别承载"GP/TS→IF→CDL"与"TI/EN→DS→CDL"两条核心中介路径，对应资源编排的"捆绑"阶段，将原始资源转化为集群能力；在绩效产出层，集群电商发展水平（CDL）作为结果变量，对应资源编排的"杠杆化"阶段，体现资源编排的最终绩效产出。</w:t>
       </w:r>
     </w:p>
     <w:tbl>
@@ -4884,7 +4884,7 @@
                 <w:szCs w:val="21"/>
                 <w:lang w:val="en-US" w:eastAsia="zh-CN" w:bidi="ar"/>
               </w:rPr>
-              <w:t>技术创新水平、本地电商平台与数字技能</w:t>
+              <w:t>技术创新水平、数字化能力</w:t>
             </w:r>
           </w:p>
         </w:tc>
@@ -4983,7 +4983,7 @@
                 <w:szCs w:val="21"/>
                 <w:lang w:val="en-US" w:eastAsia="zh-CN" w:bidi="ar"/>
               </w:rPr>
-              <w:t>政府政策与集群治理、人才支撑</w:t>
+              <w:t>政策治理、人才支撑</w:t>
             </w:r>
           </w:p>
         </w:tc>
@@ -5082,7 +5082,7 @@
                 <w:szCs w:val="21"/>
                 <w:lang w:val="en-US" w:eastAsia="zh-CN" w:bidi="ar"/>
               </w:rPr>
-              <w:t>基础设施建设、自然环境与资源禀赋</w:t>
+              <w:t>基础设施建设、资源禀赋</w:t>
             </w:r>
           </w:p>
         </w:tc>
@@ -5298,7 +5298,7 @@
           <w:szCs w:val="24"/>
           <w:lang w:val="en-US" w:eastAsia="zh-CN" w:bidi="ar-SA"/>
         </w:rPr>
-        <w:t>本文的研究模型分为两个部分：一是基于SEM的中介影响机制模型，用于验证六大维度核心变量经由基础设施建设（IF）与本地电商平台及数字技能（DS）两个中介变量，对烟台集群电商发展水平产生的间接影响路径；二是基于fsQCA的组态效应模型，以六大核心变量为前因条件，探究多因素联动匹配对集群电商高绩效发展的组合效应与多元等效路径。</w:t>
+        <w:t>本文的研究模型分为两个部分：一是基于SEM的中介影响机制模型，用于验证六大维度核心变量经由基础设施建设（IF）与数字化能力（DS）两个中介变量，对烟台集群电商发展水平产生的间接影响路径；二是基于fsQCA的组态效应模型，以六大核心变量为前因条件，探究多因素联动匹配对集群电商高绩效发展的组合效应与多元等效路径。</w:t>
       </w:r>
     </w:p>
     <w:p>
@@ -5389,7 +5389,7 @@
           <w:szCs w:val="24"/>
           <w:lang w:val="en-US" w:eastAsia="zh-CN" w:bidi="ar"/>
         </w:rPr>
-        <w:t>基于资源编排理论与TOE框架，结合现有文献研究成果及烟台集群电商发展的实际情境，本文构建以基础设施建设与本地电商平台及数字技能为双中介的部分中介结构方程模型，提出以下研究假设：</w:t>
+        <w:t>基于资源编排理论与TOE框架，结合现有文献研究成果及烟台集群电商发展的实际情境，本文构建以基础设施建设与数字化能力为双中介的部分中介结构方程模型，提出以下研究假设：</w:t>
       </w:r>
     </w:p>
     <w:p>
@@ -5429,7 +5429,7 @@
           <w:sz w:val="24"/>
           <w:szCs w:val="24"/>
         </w:rPr>
-        <w:t>H1a：政府政策与集群治理对基础设施建设具有显著正向影响。</w:t>
+        <w:t>H1a：政策治理对基础设施建设具有显著正向影响。</w:t>
       </w:r>
     </w:p>
     <w:p>
@@ -5509,7 +5509,7 @@
           <w:sz w:val="24"/>
           <w:szCs w:val="24"/>
         </w:rPr>
-        <w:t>H2a：技术创新水平对本地电商平台及数字技能具有显著正向影响。</w:t>
+        <w:t>H2a：技术创新水平对数字化能力具有显著正向影响。</w:t>
       </w:r>
     </w:p>
     <w:p>
@@ -5549,7 +5549,7 @@
           <w:sz w:val="24"/>
           <w:szCs w:val="24"/>
         </w:rPr>
-        <w:t>H2b：自然环境与资源禀赋对本地电商平台及数字技能具有显著正向影响。</w:t>
+        <w:t>H2b：资源禀赋对数字化能力具有显著正向影响。</w:t>
       </w:r>
     </w:p>
     <w:p>
@@ -5629,7 +5629,7 @@
           <w:sz w:val="24"/>
           <w:szCs w:val="24"/>
         </w:rPr>
-        <w:t>H3b：本地电商平台及数字技能对集群电商发展水平具有显著正向影响。</w:t>
+        <w:t>H3b：数字化能力对集群电商发展水平具有显著正向影响。</w:t>
       </w:r>
     </w:p>
     <w:p>
@@ -5725,7 +5725,7 @@
           <w:sz w:val="24"/>
           <w:szCs w:val="24"/>
         </w:rPr>
-        <w:t>H5a：本地电商平台及数字技能在技术创新水平与集群电商发展水平之间发挥部分中介作用。</w:t>
+        <w:t>H5a：数字化能力在技术创新水平与集群电商发展水平之间发挥部分中介作用。</w:t>
       </w:r>
     </w:p>
     <w:p>
@@ -5757,7 +5757,7 @@
           <w:sz w:val="24"/>
           <w:szCs w:val="24"/>
         </w:rPr>
-        <w:t>H5b：本地电商平台及数字技能在自然环境与资源禀赋与集群电商发展水平之间发挥部分中介作用。</w:t>
+        <w:t>H5b：数字化能力在资源禀赋与集群电商发展水平之间发挥部分中介作用。</w:t>
       </w:r>
     </w:p>
     <w:p>
@@ -6343,7 +6343,7 @@
                 <w:sz w:val="21"/>
                 <w:szCs w:val="21"/>
               </w:rPr>
-              <w:t>政府政策与集群治理（GP）</w:t>
+              <w:t>政策治理（GP）</w:t>
             </w:r>
           </w:p>
         </w:tc>
@@ -8002,7 +8002,7 @@
                 <w:sz w:val="21"/>
                 <w:szCs w:val="21"/>
               </w:rPr>
-              <w:t>本地电商平台与数字技能（DS）</w:t>
+              <w:t>数字化能力（DS）</w:t>
             </w:r>
           </w:p>
         </w:tc>
@@ -8416,7 +8416,7 @@
                 <w:sz w:val="21"/>
                 <w:szCs w:val="21"/>
               </w:rPr>
-              <w:t>自然环境与资源禀赋（EN）</w:t>
+              <w:t>资源禀赋（EN）</w:t>
             </w:r>
           </w:p>
         </w:tc>
@@ -9826,7 +9826,7 @@
           <w:szCs w:val="24"/>
           <w:lang w:val="en-US" w:eastAsia="zh-CN" w:bidi="ar"/>
         </w:rPr>
-        <w:t>变量校准：采用直接校准法，</w:t>
+        <w:t>变量校准：采用直接校准法，以样本数据的 95% 分位数、50% 分位数、5% 分位数分别设定为完全隶属、交叉点、完全不隶属三个校准锚点，将六个条件变量与结果变量转换为 0-1 之间的模糊集隶属度。</w:t>
       </w:r>
       <w:r>
         <w:rPr>
@@ -9838,7 +9838,6 @@
           <w:highlight w:val="yellow"/>
           <w:lang w:val="en-US" w:eastAsia="zh-CN" w:bidi="ar"/>
         </w:rPr>
-        <w:t>以样本数据的 95% 分位数、50% 分位数、5% 分位数分别设定为完全隶属、交叉点、完全不隶属三个校准锚点，将四大前因变量与结果变量转换为 0-1 之间的模糊集隶属度。</w:t>
       </w:r>
     </w:p>
     <w:p>
@@ -10516,7 +10515,7 @@
                 <w:sz w:val="21"/>
                 <w:szCs w:val="21"/>
               </w:rPr>
-              <w:t>政府政策与集群治理</w:t>
+              <w:t>政策治理</w:t>
             </w:r>
           </w:p>
         </w:tc>
@@ -11336,7 +11335,7 @@
                 <w:sz w:val="21"/>
                 <w:szCs w:val="21"/>
               </w:rPr>
-              <w:t>本地电商平台与数字技能</w:t>
+              <w:t>数字化能力</w:t>
             </w:r>
           </w:p>
         </w:tc>
@@ -11541,7 +11540,7 @@
                 <w:sz w:val="21"/>
                 <w:szCs w:val="21"/>
               </w:rPr>
-              <w:t>自然环境与资源禀赋</w:t>
+              <w:t>资源禀赋</w:t>
             </w:r>
           </w:p>
         </w:tc>
@@ -21156,7 +21155,7 @@
           <w:sz w:val="24"/>
           <w:szCs w:val="24"/>
         </w:rPr>
-        <w:t>本文采用Cronbach α系数对正式调研数据（N=508）各维度量表进行内部一致性信度检验。结果如表4-2所示，六个维度的Cronbach α系数均在0.750以上，政府政策与集群治理（GP）、人才支撑（TS）、基础设施建设（IF）、技术创新水平（TI）、本地电商平台与数字技能（DS）、自然环境与资源禀赋（EN）的α值分别为0.865、0.854、0.844、0.808、0.870、0.857，均显著超过0.700的可接受</w:t>
+        <w:t>本文采用Cronbach α系数对正式调研数据（N=508）各维度量表进行内部一致性信度检验。结果如表4-2所示，六个维度的Cronbach α系数均在0.750以上，政策治理（GP）、人才支撑（TS）、基础设施建设（IF）、技术创新水平（TI）、数字化能力（DS）、资源禀赋（EN）的α值分别为0.865、0.854、0.844、0.808、0.870、0.857，均显著超过0.700的可接受</w:t>
       </w:r>
       <w:r>
         <w:rPr>
@@ -21410,7 +21409,7 @@
           </w:tcPr>
           <w:p>
             <w:r>
-              <w:t xml:space="preserve">政府政策与集群治理</w:t>
+              <w:t>政策治理</w:t>
             </w:r>
           </w:p>
         </w:tc>
@@ -21738,7 +21737,7 @@
           </w:tcPr>
           <w:p>
             <w:r>
-              <w:t xml:space="preserve">本地电商平台与数字技能</w:t>
+              <w:t>数字化能力</w:t>
             </w:r>
           </w:p>
         </w:tc>
@@ -21820,7 +21819,7 @@
           </w:tcPr>
           <w:p>
             <w:r>
-              <w:t xml:space="preserve">自然环境与资源禀赋</w:t>
+              <w:t>资源禀赋</w:t>
             </w:r>
           </w:p>
         </w:tc>
@@ -22414,7 +22413,7 @@
           </w:tcPr>
           <w:p>
             <w:r>
-              <w:t xml:space="preserve">GP（政府政策与集群治理）</w:t>
+              <w:t>GP（政策治理）</w:t>
             </w:r>
           </w:p>
         </w:tc>
@@ -24434,7 +24433,7 @@
           </w:tcPr>
           <w:p>
             <w:r>
-              <w:t xml:space="preserve">EN（自然环境与资源禀赋）</w:t>
+              <w:t>EN（资源禀赋）</w:t>
             </w:r>
           </w:p>
         </w:tc>
@@ -26477,7 +26476,7 @@
           <w:sz w:val="24"/>
           <w:szCs w:val="24"/>
         </w:rPr>
-        <w:t>本文构建纯中介型结构方程模型（Pure Mediation SEM）：政府政策与集群治理、人才支撑通过基础设施建设间接影响集群数字化发展水平；技术创新水平、自然环境与资源禀赋通过本地电商平台与数字技能间接影响集群电商发展水平。该模型设定依据以下两点理由：其一，GP、TS、IF、TI四变量间存在</w:t>
+        <w:t>本文构建纯中介型结构方程模型（Pure Mediation SEM）：政策治理、人才支撑通过基础设施建设间接影响集群数字化发展水平；技术创新水平、资源禀赋通过数字化能力间接影响集群电商发展水平。该模型设定依据以下两点理由：其一，GP、TS、IF、TI四变量间存在</w:t>
       </w:r>
       <w:r>
         <w:rPr>
@@ -29674,13 +29673,12 @@
           <w:sz w:val="24"/>
           <w:szCs w:val="24"/>
         </w:rPr>
-        <w:t xml:space="preserve">本章以集群电商高水平发展为结果变量，以政府政策与集群治理（GP）、人才支撑（TS）、技术创新水平（TI）、自然环境与资源禀赋（EN）四个前因变量，通过校准、必要性分析、真值表构建与组态分析四个步骤开展fsQCA，样本量N=508，一致性阈值设为0.85，频数阈值设为3（Ragin，2008）</w:t>
+        <w:t>本章以集群电商高水平发展为结果变量，以政策治理（GP）、人才支撑（TS）、基础设施（IF）、技术创新（TI）、数字化能力（DS）、资源禀赋（EN）六个条件变量（其中基础设施IF与数字化能力DS同时作为SEM中介变量），通过校准、必要性分析、真值表构建与组态分析四个步骤开展fsQCA，样本量N=508，一致性阈值设为0.85，频数阈值设为3（Ragin，2008）。</w:t>
       </w:r>
       <w:r>
         <w:rPr>
           <w:rStyle w:val="FootnoteReference"/>
         </w:rPr>
-        <w:footnoteReference w:id="17"/>
       </w:r>
       <w:r>
         <w:rPr>
@@ -29689,7 +29687,6 @@
           <w:sz w:val="24"/>
           <w:szCs w:val="24"/>
         </w:rPr>
-        <w:t xml:space="preserve">。</w:t>
       </w:r>
     </w:p>
     <w:p>
@@ -30064,7 +30061,7 @@
           </w:tcPr>
           <w:p>
             <w:r>
-              <w:t xml:space="preserve">政府政策与集群治理</w:t>
+              <w:t>政策治理</w:t>
             </w:r>
           </w:p>
         </w:tc>
@@ -30244,7 +30241,7 @@
           </w:tcPr>
           <w:p>
             <w:r>
-              <w:t xml:space="preserve">TI</w:t>
+              <w:t>IF</w:t>
             </w:r>
           </w:p>
         </w:tc>
@@ -30260,7 +30257,7 @@
           </w:tcPr>
           <w:p>
             <w:r>
-              <w:t xml:space="preserve">技术创新水平</w:t>
+              <w:t>基础设施</w:t>
             </w:r>
           </w:p>
         </w:tc>
@@ -30276,7 +30273,7 @@
           </w:tcPr>
           <w:p>
             <w:r>
-              <w:t xml:space="preserve">1.333</w:t>
+              <w:t>1.667</w:t>
             </w:r>
           </w:p>
         </w:tc>
@@ -30292,7 +30289,7 @@
           </w:tcPr>
           <w:p>
             <w:r>
-              <w:t xml:space="preserve">3.000</w:t>
+              <w:t>3.333</w:t>
             </w:r>
           </w:p>
         </w:tc>
@@ -30308,7 +30305,7 @@
           </w:tcPr>
           <w:p>
             <w:r>
-              <w:t xml:space="preserve">4.667</w:t>
+              <w:t>5.000</w:t>
             </w:r>
           </w:p>
         </w:tc>
@@ -30342,6 +30339,202 @@
           </w:tcPr>
           <w:p>
             <w:r>
+              <w:t xml:space="preserve">TI</w:t>
+            </w:r>
+          </w:p>
+        </w:tc>
+        <w:tc>
+          <w:tcPr>
+            <w:tcW w:w="1757" w:type="dxa"/>
+            <w:tcBorders>
+              <w:top w:val="none" w:sz="0" w:space="0" w:color="auto"/>
+              <w:bottom w:val="none" w:sz="0" w:space="0" w:color="auto"/>
+              <w:left w:val="none" w:sz="0" w:space="0" w:color="auto"/>
+              <w:right w:val="none" w:sz="0" w:space="0" w:color="auto"/>
+            </w:tcBorders>
+          </w:tcPr>
+          <w:p>
+            <w:r>
+              <w:t>技术创新</w:t>
+            </w:r>
+          </w:p>
+        </w:tc>
+        <w:tc>
+          <w:tcPr>
+            <w:tcW w:w="1757" w:type="dxa"/>
+            <w:tcBorders>
+              <w:top w:val="none" w:sz="0" w:space="0" w:color="auto"/>
+              <w:bottom w:val="none" w:sz="0" w:space="0" w:color="auto"/>
+              <w:left w:val="none" w:sz="0" w:space="0" w:color="auto"/>
+              <w:right w:val="none" w:sz="0" w:space="0" w:color="auto"/>
+            </w:tcBorders>
+          </w:tcPr>
+          <w:p>
+            <w:r>
+              <w:t xml:space="preserve">1.333</w:t>
+            </w:r>
+          </w:p>
+        </w:tc>
+        <w:tc>
+          <w:tcPr>
+            <w:tcW w:w="1757" w:type="dxa"/>
+            <w:tcBorders>
+              <w:top w:val="none" w:sz="0" w:space="0" w:color="auto"/>
+              <w:bottom w:val="none" w:sz="0" w:space="0" w:color="auto"/>
+              <w:left w:val="none" w:sz="0" w:space="0" w:color="auto"/>
+              <w:right w:val="none" w:sz="0" w:space="0" w:color="auto"/>
+            </w:tcBorders>
+          </w:tcPr>
+          <w:p>
+            <w:r>
+              <w:t xml:space="preserve">3.000</w:t>
+            </w:r>
+          </w:p>
+        </w:tc>
+        <w:tc>
+          <w:tcPr>
+            <w:tcW w:w="1757" w:type="dxa"/>
+            <w:tcBorders>
+              <w:top w:val="none" w:sz="0" w:space="0" w:color="auto"/>
+              <w:bottom w:val="none" w:sz="0" w:space="0" w:color="auto"/>
+              <w:left w:val="none" w:sz="0" w:space="0" w:color="auto"/>
+              <w:right w:val="none" w:sz="0" w:space="0" w:color="auto"/>
+            </w:tcBorders>
+          </w:tcPr>
+          <w:p>
+            <w:r>
+              <w:t xml:space="preserve">4.667</w:t>
+            </w:r>
+          </w:p>
+        </w:tc>
+      </w:tr>
+      <w:tr>
+        <w:tblPrEx>
+          <w:tblBorders>
+            <w:top w:val="single" w:color="auto" w:sz="4" w:space="0"/>
+            <w:left w:val="single" w:color="auto" w:sz="4" w:space="0"/>
+            <w:bottom w:val="single" w:color="auto" w:sz="4" w:space="0"/>
+            <w:right w:val="single" w:color="auto" w:sz="4" w:space="0"/>
+            <w:insideH w:val="single" w:color="auto" w:sz="4" w:space="0"/>
+            <w:insideV w:val="single" w:color="auto" w:sz="4" w:space="0"/>
+          </w:tblBorders>
+          <w:tblCellMar>
+            <w:top w:w="0" w:type="dxa"/>
+            <w:left w:w="108" w:type="dxa"/>
+            <w:bottom w:w="0" w:type="dxa"/>
+            <w:right w:w="108" w:type="dxa"/>
+          </w:tblCellMar>
+        </w:tblPrEx>
+        <w:tc>
+          <w:tcPr>
+            <w:tcW w:w="1757" w:type="dxa"/>
+            <w:tcBorders>
+              <w:top w:val="none" w:sz="0" w:space="0" w:color="auto"/>
+              <w:bottom w:val="none" w:sz="0" w:space="0" w:color="auto"/>
+              <w:left w:val="none" w:sz="0" w:space="0" w:color="auto"/>
+              <w:right w:val="none" w:sz="0" w:space="0" w:color="auto"/>
+            </w:tcBorders>
+          </w:tcPr>
+          <w:p>
+            <w:r>
+              <w:t>DS</w:t>
+            </w:r>
+          </w:p>
+        </w:tc>
+        <w:tc>
+          <w:tcPr>
+            <w:tcW w:w="1757" w:type="dxa"/>
+            <w:tcBorders>
+              <w:top w:val="none" w:sz="0" w:space="0" w:color="auto"/>
+              <w:bottom w:val="none" w:sz="0" w:space="0" w:color="auto"/>
+              <w:left w:val="none" w:sz="0" w:space="0" w:color="auto"/>
+              <w:right w:val="none" w:sz="0" w:space="0" w:color="auto"/>
+            </w:tcBorders>
+          </w:tcPr>
+          <w:p>
+            <w:r>
+              <w:t>数字化能力</w:t>
+            </w:r>
+          </w:p>
+        </w:tc>
+        <w:tc>
+          <w:tcPr>
+            <w:tcW w:w="1757" w:type="dxa"/>
+            <w:tcBorders>
+              <w:top w:val="none" w:sz="0" w:space="0" w:color="auto"/>
+              <w:bottom w:val="none" w:sz="0" w:space="0" w:color="auto"/>
+              <w:left w:val="none" w:sz="0" w:space="0" w:color="auto"/>
+              <w:right w:val="none" w:sz="0" w:space="0" w:color="auto"/>
+            </w:tcBorders>
+          </w:tcPr>
+          <w:p>
+            <w:r>
+              <w:t>1.667</w:t>
+            </w:r>
+          </w:p>
+        </w:tc>
+        <w:tc>
+          <w:tcPr>
+            <w:tcW w:w="1757" w:type="dxa"/>
+            <w:tcBorders>
+              <w:top w:val="none" w:sz="0" w:space="0" w:color="auto"/>
+              <w:bottom w:val="none" w:sz="0" w:space="0" w:color="auto"/>
+              <w:left w:val="none" w:sz="0" w:space="0" w:color="auto"/>
+              <w:right w:val="none" w:sz="0" w:space="0" w:color="auto"/>
+            </w:tcBorders>
+          </w:tcPr>
+          <w:p>
+            <w:r>
+              <w:t>3.000</w:t>
+            </w:r>
+          </w:p>
+        </w:tc>
+        <w:tc>
+          <w:tcPr>
+            <w:tcW w:w="1757" w:type="dxa"/>
+            <w:tcBorders>
+              <w:top w:val="none" w:sz="0" w:space="0" w:color="auto"/>
+              <w:bottom w:val="none" w:sz="0" w:space="0" w:color="auto"/>
+              <w:left w:val="none" w:sz="0" w:space="0" w:color="auto"/>
+              <w:right w:val="none" w:sz="0" w:space="0" w:color="auto"/>
+            </w:tcBorders>
+          </w:tcPr>
+          <w:p>
+            <w:r>
+              <w:t>4.667</w:t>
+            </w:r>
+          </w:p>
+        </w:tc>
+      </w:tr>
+      <w:tr>
+        <w:tblPrEx>
+          <w:tblBorders>
+            <w:top w:val="single" w:color="auto" w:sz="4" w:space="0"/>
+            <w:left w:val="single" w:color="auto" w:sz="4" w:space="0"/>
+            <w:bottom w:val="single" w:color="auto" w:sz="4" w:space="0"/>
+            <w:right w:val="single" w:color="auto" w:sz="4" w:space="0"/>
+            <w:insideH w:val="single" w:color="auto" w:sz="4" w:space="0"/>
+            <w:insideV w:val="single" w:color="auto" w:sz="4" w:space="0"/>
+          </w:tblBorders>
+          <w:tblCellMar>
+            <w:top w:w="0" w:type="dxa"/>
+            <w:left w:w="108" w:type="dxa"/>
+            <w:bottom w:w="0" w:type="dxa"/>
+            <w:right w:w="108" w:type="dxa"/>
+          </w:tblCellMar>
+        </w:tblPrEx>
+        <w:tc>
+          <w:tcPr>
+            <w:tcW w:w="1757" w:type="dxa"/>
+            <w:tcBorders>
+              <w:top w:val="none" w:sz="0" w:space="0" w:color="auto"/>
+              <w:bottom w:val="none" w:sz="0" w:space="0" w:color="auto"/>
+              <w:left w:val="none" w:sz="0" w:space="0" w:color="auto"/>
+              <w:right w:val="none" w:sz="0" w:space="0" w:color="auto"/>
+            </w:tcBorders>
+          </w:tcPr>
+          <w:p>
+            <w:r>
               <w:t xml:space="preserve">EN</w:t>
             </w:r>
           </w:p>
@@ -30358,7 +30551,7 @@
           </w:tcPr>
           <w:p>
             <w:r>
-              <w:t xml:space="preserve">自然环境与资源禀赋</w:t>
+              <w:t>资源禀赋</w:t>
             </w:r>
           </w:p>
         </w:tc>
@@ -30773,7 +30966,7 @@
                 <w:sz w:val="21"/>
                 <w:szCs w:val="21"/>
               </w:rPr>
-              <w:t>GP（政府政策）</w:t>
+              <w:t>GP（政策治理）</w:t>
             </w:r>
           </w:p>
         </w:tc>
@@ -30869,7 +31062,7 @@
                 <w:sz w:val="21"/>
                 <w:szCs w:val="21"/>
               </w:rPr>
-              <w:t>~GP（政府政策缺失）</w:t>
+              <w:t>~GP（政策治理缺失）</w:t>
             </w:r>
           </w:p>
         </w:tc>
@@ -31157,7 +31350,7 @@
                 <w:sz w:val="21"/>
                 <w:szCs w:val="21"/>
               </w:rPr>
-              <w:t>TI（技术创新）</w:t>
+              <w:t>IF（基础设施）</w:t>
             </w:r>
           </w:p>
         </w:tc>
@@ -31183,7 +31376,7 @@
                 <w:sz w:val="21"/>
                 <w:szCs w:val="21"/>
               </w:rPr>
-              <w:t>0.734</w:t>
+              <w:t>0.762</w:t>
             </w:r>
           </w:p>
         </w:tc>
@@ -31209,7 +31402,7 @@
                 <w:sz w:val="21"/>
                 <w:szCs w:val="21"/>
               </w:rPr>
-              <w:t>0.733</w:t>
+              <w:t>0.741</w:t>
             </w:r>
           </w:p>
         </w:tc>
@@ -31253,7 +31446,7 @@
                 <w:sz w:val="21"/>
                 <w:szCs w:val="21"/>
               </w:rPr>
-              <w:t>~TI（技术创新缺失）</w:t>
+              <w:t>~IF（基础设施缺失）</w:t>
             </w:r>
           </w:p>
         </w:tc>
@@ -31279,7 +31472,7 @@
                 <w:sz w:val="21"/>
                 <w:szCs w:val="21"/>
               </w:rPr>
-              <w:t>0.558</w:t>
+              <w:t>0.577</w:t>
             </w:r>
           </w:p>
         </w:tc>
@@ -31305,7 +31498,7 @@
                 <w:sz w:val="21"/>
                 <w:szCs w:val="21"/>
               </w:rPr>
-              <w:t>0.605</w:t>
+              <w:t>0.568</w:t>
             </w:r>
           </w:p>
         </w:tc>
@@ -31349,7 +31542,7 @@
                 <w:sz w:val="21"/>
                 <w:szCs w:val="21"/>
               </w:rPr>
-              <w:t>EN（自然环境）</w:t>
+              <w:t>TI（技术创新）</w:t>
             </w:r>
           </w:p>
         </w:tc>
@@ -31375,7 +31568,7 @@
                 <w:sz w:val="21"/>
                 <w:szCs w:val="21"/>
               </w:rPr>
-              <w:t>0.741</w:t>
+              <w:t>0.734</w:t>
             </w:r>
           </w:p>
         </w:tc>
@@ -31401,7 +31594,7 @@
                 <w:sz w:val="21"/>
                 <w:szCs w:val="21"/>
               </w:rPr>
-              <w:t>0.752</w:t>
+              <w:t>0.733</w:t>
             </w:r>
           </w:p>
         </w:tc>
@@ -31428,7 +31621,7 @@
             <w:tcW w:w="2929" w:type="dxa"/>
             <w:tcBorders>
               <w:top w:val="none" w:sz="0" w:space="0" w:color="auto"/>
-              <w:bottom w:val="single" w:sz="12" w:space="0" w:color="auto"/>
+              <w:bottom w:val="none" w:sz="0" w:space="0" w:color="auto"/>
               <w:left w:val="none" w:sz="0" w:space="0" w:color="auto"/>
               <w:right w:val="none" w:sz="0" w:space="0" w:color="auto"/>
             </w:tcBorders>
@@ -31445,7 +31638,391 @@
                 <w:sz w:val="21"/>
                 <w:szCs w:val="21"/>
               </w:rPr>
-              <w:t>~EN（自然环境缺失）</w:t>
+              <w:t>~TI（技术创新缺失）</w:t>
+            </w:r>
+          </w:p>
+        </w:tc>
+        <w:tc>
+          <w:tcPr>
+            <w:tcW w:w="2929" w:type="dxa"/>
+            <w:tcBorders>
+              <w:top w:val="none" w:sz="0" w:space="0" w:color="auto"/>
+              <w:bottom w:val="none" w:sz="0" w:space="0" w:color="auto"/>
+              <w:left w:val="none" w:sz="0" w:space="0" w:color="auto"/>
+              <w:right w:val="none" w:sz="0" w:space="0" w:color="auto"/>
+            </w:tcBorders>
+          </w:tcPr>
+          <w:p>
+            <w:pPr>
+              <w:jc w:val="center"/>
+              <w:spacing w:before="60" w:after="60" w:line="320" w:lineRule="exact"/>
+              <w:ind/>
+            </w:pPr>
+            <w:r>
+              <w:rPr>
+                <w:rFonts w:eastAsia="宋体" w:ascii="Times New Roman" w:hAnsi="Times New Roman" w:cs="宋体"/>
+                <w:sz w:val="21"/>
+                <w:szCs w:val="21"/>
+              </w:rPr>
+              <w:t>0.558</w:t>
+            </w:r>
+          </w:p>
+        </w:tc>
+        <w:tc>
+          <w:tcPr>
+            <w:tcW w:w="2929" w:type="dxa"/>
+            <w:tcBorders>
+              <w:top w:val="none" w:sz="0" w:space="0" w:color="auto"/>
+              <w:bottom w:val="none" w:sz="0" w:space="0" w:color="auto"/>
+              <w:left w:val="none" w:sz="0" w:space="0" w:color="auto"/>
+              <w:right w:val="none" w:sz="0" w:space="0" w:color="auto"/>
+            </w:tcBorders>
+          </w:tcPr>
+          <w:p>
+            <w:pPr>
+              <w:jc w:val="center"/>
+              <w:spacing w:before="60" w:after="60" w:line="320" w:lineRule="exact"/>
+              <w:ind/>
+            </w:pPr>
+            <w:r>
+              <w:rPr>
+                <w:rFonts w:eastAsia="宋体" w:ascii="Times New Roman" w:hAnsi="Times New Roman" w:cs="宋体"/>
+                <w:sz w:val="21"/>
+                <w:szCs w:val="21"/>
+              </w:rPr>
+              <w:t>0.605</w:t>
+            </w:r>
+          </w:p>
+        </w:tc>
+      </w:tr>
+      <w:tr>
+        <w:tblPrEx>
+          <w:tblBorders>
+            <w:top w:val="single" w:color="auto" w:sz="4" w:space="0"/>
+            <w:left w:val="single" w:color="auto" w:sz="4" w:space="0"/>
+            <w:bottom w:val="single" w:color="auto" w:sz="4" w:space="0"/>
+            <w:right w:val="single" w:color="auto" w:sz="4" w:space="0"/>
+            <w:insideH w:val="single" w:color="auto" w:sz="4" w:space="0"/>
+            <w:insideV w:val="single" w:color="auto" w:sz="4" w:space="0"/>
+          </w:tblBorders>
+          <w:tblCellMar>
+            <w:top w:w="0" w:type="dxa"/>
+            <w:left w:w="108" w:type="dxa"/>
+            <w:bottom w:w="0" w:type="dxa"/>
+            <w:right w:w="108" w:type="dxa"/>
+          </w:tblCellMar>
+        </w:tblPrEx>
+        <w:tc>
+          <w:tcPr>
+            <w:tcW w:w="2929" w:type="dxa"/>
+            <w:tcBorders>
+              <w:top w:val="none" w:sz="0" w:space="0" w:color="auto"/>
+              <w:bottom w:val="none" w:sz="0" w:space="0" w:color="auto"/>
+              <w:left w:val="none" w:sz="0" w:space="0" w:color="auto"/>
+              <w:right w:val="none" w:sz="0" w:space="0" w:color="auto"/>
+            </w:tcBorders>
+          </w:tcPr>
+          <w:p>
+            <w:pPr>
+              <w:jc w:val="center"/>
+              <w:spacing w:before="60" w:after="60" w:line="320" w:lineRule="exact"/>
+              <w:ind/>
+            </w:pPr>
+            <w:r>
+              <w:rPr>
+                <w:rFonts w:eastAsia="宋体" w:ascii="Times New Roman" w:hAnsi="Times New Roman" w:cs="宋体"/>
+                <w:sz w:val="21"/>
+                <w:szCs w:val="21"/>
+              </w:rPr>
+              <w:t>DS（数字化能力）</w:t>
+            </w:r>
+          </w:p>
+        </w:tc>
+        <w:tc>
+          <w:tcPr>
+            <w:tcW w:w="2929" w:type="dxa"/>
+            <w:tcBorders>
+              <w:top w:val="none" w:sz="0" w:space="0" w:color="auto"/>
+              <w:bottom w:val="none" w:sz="0" w:space="0" w:color="auto"/>
+              <w:left w:val="none" w:sz="0" w:space="0" w:color="auto"/>
+              <w:right w:val="none" w:sz="0" w:space="0" w:color="auto"/>
+            </w:tcBorders>
+          </w:tcPr>
+          <w:p>
+            <w:pPr>
+              <w:jc w:val="center"/>
+              <w:spacing w:before="60" w:after="60" w:line="320" w:lineRule="exact"/>
+              <w:ind/>
+            </w:pPr>
+            <w:r>
+              <w:rPr>
+                <w:rFonts w:eastAsia="宋体" w:ascii="Times New Roman" w:hAnsi="Times New Roman" w:cs="宋体"/>
+                <w:sz w:val="21"/>
+                <w:szCs w:val="21"/>
+              </w:rPr>
+              <w:t>0.787</w:t>
+            </w:r>
+          </w:p>
+        </w:tc>
+        <w:tc>
+          <w:tcPr>
+            <w:tcW w:w="2929" w:type="dxa"/>
+            <w:tcBorders>
+              <w:top w:val="none" w:sz="0" w:space="0" w:color="auto"/>
+              <w:bottom w:val="none" w:sz="0" w:space="0" w:color="auto"/>
+              <w:left w:val="none" w:sz="0" w:space="0" w:color="auto"/>
+              <w:right w:val="none" w:sz="0" w:space="0" w:color="auto"/>
+            </w:tcBorders>
+          </w:tcPr>
+          <w:p>
+            <w:pPr>
+              <w:jc w:val="center"/>
+              <w:spacing w:before="60" w:after="60" w:line="320" w:lineRule="exact"/>
+              <w:ind/>
+            </w:pPr>
+            <w:r>
+              <w:rPr>
+                <w:rFonts w:eastAsia="宋体" w:ascii="Times New Roman" w:hAnsi="Times New Roman" w:cs="宋体"/>
+                <w:sz w:val="21"/>
+                <w:szCs w:val="21"/>
+              </w:rPr>
+              <w:t>0.715</w:t>
+            </w:r>
+          </w:p>
+        </w:tc>
+      </w:tr>
+      <w:tr>
+        <w:tblPrEx>
+          <w:tblBorders>
+            <w:top w:val="single" w:color="auto" w:sz="4" w:space="0"/>
+            <w:left w:val="single" w:color="auto" w:sz="4" w:space="0"/>
+            <w:bottom w:val="single" w:color="auto" w:sz="4" w:space="0"/>
+            <w:right w:val="single" w:color="auto" w:sz="4" w:space="0"/>
+            <w:insideH w:val="single" w:color="auto" w:sz="4" w:space="0"/>
+            <w:insideV w:val="single" w:color="auto" w:sz="4" w:space="0"/>
+          </w:tblBorders>
+          <w:tblCellMar>
+            <w:top w:w="0" w:type="dxa"/>
+            <w:left w:w="108" w:type="dxa"/>
+            <w:bottom w:w="0" w:type="dxa"/>
+            <w:right w:w="108" w:type="dxa"/>
+          </w:tblCellMar>
+        </w:tblPrEx>
+        <w:tc>
+          <w:tcPr>
+            <w:tcW w:w="2929" w:type="dxa"/>
+            <w:tcBorders>
+              <w:top w:val="none" w:sz="0" w:space="0" w:color="auto"/>
+              <w:bottom w:val="none" w:sz="0" w:space="0" w:color="auto"/>
+              <w:left w:val="none" w:sz="0" w:space="0" w:color="auto"/>
+              <w:right w:val="none" w:sz="0" w:space="0" w:color="auto"/>
+            </w:tcBorders>
+          </w:tcPr>
+          <w:p>
+            <w:pPr>
+              <w:jc w:val="center"/>
+              <w:spacing w:before="60" w:after="60" w:line="320" w:lineRule="exact"/>
+              <w:ind/>
+            </w:pPr>
+            <w:r>
+              <w:rPr>
+                <w:rFonts w:eastAsia="宋体" w:ascii="Times New Roman" w:hAnsi="Times New Roman" w:cs="宋体"/>
+                <w:sz w:val="21"/>
+                <w:szCs w:val="21"/>
+              </w:rPr>
+              <w:t>~DS（数字化能力缺失）</w:t>
+            </w:r>
+          </w:p>
+        </w:tc>
+        <w:tc>
+          <w:tcPr>
+            <w:tcW w:w="2929" w:type="dxa"/>
+            <w:tcBorders>
+              <w:top w:val="none" w:sz="0" w:space="0" w:color="auto"/>
+              <w:bottom w:val="none" w:sz="0" w:space="0" w:color="auto"/>
+              <w:left w:val="none" w:sz="0" w:space="0" w:color="auto"/>
+              <w:right w:val="none" w:sz="0" w:space="0" w:color="auto"/>
+            </w:tcBorders>
+          </w:tcPr>
+          <w:p>
+            <w:pPr>
+              <w:jc w:val="center"/>
+              <w:spacing w:before="60" w:after="60" w:line="320" w:lineRule="exact"/>
+              <w:ind/>
+            </w:pPr>
+            <w:r>
+              <w:rPr>
+                <w:rFonts w:eastAsia="宋体" w:ascii="Times New Roman" w:hAnsi="Times New Roman" w:cs="宋体"/>
+                <w:sz w:val="21"/>
+                <w:szCs w:val="21"/>
+              </w:rPr>
+              <w:t>0.538</w:t>
+            </w:r>
+          </w:p>
+        </w:tc>
+        <w:tc>
+          <w:tcPr>
+            <w:tcW w:w="2929" w:type="dxa"/>
+            <w:tcBorders>
+              <w:top w:val="none" w:sz="0" w:space="0" w:color="auto"/>
+              <w:bottom w:val="none" w:sz="0" w:space="0" w:color="auto"/>
+              <w:left w:val="none" w:sz="0" w:space="0" w:color="auto"/>
+              <w:right w:val="none" w:sz="0" w:space="0" w:color="auto"/>
+            </w:tcBorders>
+          </w:tcPr>
+          <w:p>
+            <w:pPr>
+              <w:jc w:val="center"/>
+              <w:spacing w:before="60" w:after="60" w:line="320" w:lineRule="exact"/>
+              <w:ind/>
+            </w:pPr>
+            <w:r>
+              <w:rPr>
+                <w:rFonts w:eastAsia="宋体" w:ascii="Times New Roman" w:hAnsi="Times New Roman" w:cs="宋体"/>
+                <w:sz w:val="21"/>
+                <w:szCs w:val="21"/>
+              </w:rPr>
+              <w:t>0.571</w:t>
+            </w:r>
+          </w:p>
+        </w:tc>
+      </w:tr>
+      <w:tr>
+        <w:tblPrEx>
+          <w:tblBorders>
+            <w:top w:val="single" w:color="auto" w:sz="4" w:space="0"/>
+            <w:left w:val="single" w:color="auto" w:sz="4" w:space="0"/>
+            <w:bottom w:val="single" w:color="auto" w:sz="4" w:space="0"/>
+            <w:right w:val="single" w:color="auto" w:sz="4" w:space="0"/>
+            <w:insideH w:val="single" w:color="auto" w:sz="4" w:space="0"/>
+            <w:insideV w:val="single" w:color="auto" w:sz="4" w:space="0"/>
+          </w:tblBorders>
+          <w:tblCellMar>
+            <w:top w:w="0" w:type="dxa"/>
+            <w:left w:w="108" w:type="dxa"/>
+            <w:bottom w:w="0" w:type="dxa"/>
+            <w:right w:w="108" w:type="dxa"/>
+          </w:tblCellMar>
+        </w:tblPrEx>
+        <w:tc>
+          <w:tcPr>
+            <w:tcW w:w="2929" w:type="dxa"/>
+            <w:tcBorders>
+              <w:top w:val="none" w:sz="0" w:space="0" w:color="auto"/>
+              <w:bottom w:val="none" w:sz="0" w:space="0" w:color="auto"/>
+              <w:left w:val="none" w:sz="0" w:space="0" w:color="auto"/>
+              <w:right w:val="none" w:sz="0" w:space="0" w:color="auto"/>
+            </w:tcBorders>
+          </w:tcPr>
+          <w:p>
+            <w:pPr>
+              <w:jc w:val="center"/>
+              <w:spacing w:before="60" w:after="60" w:line="320" w:lineRule="exact"/>
+              <w:ind/>
+            </w:pPr>
+            <w:r>
+              <w:rPr>
+                <w:rFonts w:eastAsia="宋体" w:ascii="Times New Roman" w:hAnsi="Times New Roman" w:cs="宋体"/>
+                <w:sz w:val="21"/>
+                <w:szCs w:val="21"/>
+              </w:rPr>
+              <w:t>EN（资源禀赋）</w:t>
+            </w:r>
+          </w:p>
+        </w:tc>
+        <w:tc>
+          <w:tcPr>
+            <w:tcW w:w="2929" w:type="dxa"/>
+            <w:tcBorders>
+              <w:top w:val="none" w:sz="0" w:space="0" w:color="auto"/>
+              <w:bottom w:val="none" w:sz="0" w:space="0" w:color="auto"/>
+              <w:left w:val="none" w:sz="0" w:space="0" w:color="auto"/>
+              <w:right w:val="none" w:sz="0" w:space="0" w:color="auto"/>
+            </w:tcBorders>
+          </w:tcPr>
+          <w:p>
+            <w:pPr>
+              <w:jc w:val="center"/>
+              <w:spacing w:before="60" w:after="60" w:line="320" w:lineRule="exact"/>
+              <w:ind/>
+            </w:pPr>
+            <w:r>
+              <w:rPr>
+                <w:rFonts w:eastAsia="宋体" w:ascii="Times New Roman" w:hAnsi="Times New Roman" w:cs="宋体"/>
+                <w:sz w:val="21"/>
+                <w:szCs w:val="21"/>
+              </w:rPr>
+              <w:t>0.741</w:t>
+            </w:r>
+          </w:p>
+        </w:tc>
+        <w:tc>
+          <w:tcPr>
+            <w:tcW w:w="2929" w:type="dxa"/>
+            <w:tcBorders>
+              <w:top w:val="none" w:sz="0" w:space="0" w:color="auto"/>
+              <w:bottom w:val="none" w:sz="0" w:space="0" w:color="auto"/>
+              <w:left w:val="none" w:sz="0" w:space="0" w:color="auto"/>
+              <w:right w:val="none" w:sz="0" w:space="0" w:color="auto"/>
+            </w:tcBorders>
+          </w:tcPr>
+          <w:p>
+            <w:pPr>
+              <w:jc w:val="center"/>
+              <w:spacing w:before="60" w:after="60" w:line="320" w:lineRule="exact"/>
+              <w:ind/>
+            </w:pPr>
+            <w:r>
+              <w:rPr>
+                <w:rFonts w:eastAsia="宋体" w:ascii="Times New Roman" w:hAnsi="Times New Roman" w:cs="宋体"/>
+                <w:sz w:val="21"/>
+                <w:szCs w:val="21"/>
+              </w:rPr>
+              <w:t>0.752</w:t>
+            </w:r>
+          </w:p>
+        </w:tc>
+      </w:tr>
+      <w:tr>
+        <w:tblPrEx>
+          <w:tblBorders>
+            <w:top w:val="single" w:color="auto" w:sz="4" w:space="0"/>
+            <w:left w:val="single" w:color="auto" w:sz="4" w:space="0"/>
+            <w:bottom w:val="single" w:color="auto" w:sz="4" w:space="0"/>
+            <w:right w:val="single" w:color="auto" w:sz="4" w:space="0"/>
+            <w:insideH w:val="single" w:color="auto" w:sz="4" w:space="0"/>
+            <w:insideV w:val="single" w:color="auto" w:sz="4" w:space="0"/>
+          </w:tblBorders>
+          <w:tblCellMar>
+            <w:top w:w="0" w:type="dxa"/>
+            <w:left w:w="108" w:type="dxa"/>
+            <w:bottom w:w="0" w:type="dxa"/>
+            <w:right w:w="108" w:type="dxa"/>
+          </w:tblCellMar>
+        </w:tblPrEx>
+        <w:tc>
+          <w:tcPr>
+            <w:tcW w:w="2929" w:type="dxa"/>
+            <w:tcBorders>
+              <w:top w:val="none" w:sz="0" w:space="0" w:color="auto"/>
+              <w:bottom w:val="single" w:sz="12" w:space="0" w:color="auto"/>
+              <w:left w:val="none" w:sz="0" w:space="0" w:color="auto"/>
+              <w:right w:val="none" w:sz="0" w:space="0" w:color="auto"/>
+            </w:tcBorders>
+          </w:tcPr>
+          <w:p>
+            <w:pPr>
+              <w:jc w:val="center"/>
+              <w:spacing w:before="60" w:after="60" w:line="320" w:lineRule="exact"/>
+              <w:ind/>
+            </w:pPr>
+            <w:r>
+              <w:rPr>
+                <w:rFonts w:eastAsia="宋体" w:ascii="Times New Roman" w:hAnsi="Times New Roman" w:cs="宋体"/>
+                <w:sz w:val="21"/>
+                <w:szCs w:val="21"/>
+              </w:rPr>
+              <w:t>~EN（资源禀赋缺失）</w:t>
             </w:r>
           </w:p>
         </w:tc>
@@ -31515,7 +32092,7 @@
           <w:sz w:val="24"/>
           <w:szCs w:val="24"/>
         </w:rPr>
-        <w:t>由表5-2可知，所有单一条件（包括其取反形式）的必要性一致性均低于0.900，因此不存在任何单一必要条件。这说明烟台集群电商高水平发展并非由某一单一因素决定，而是由多个条件共同构成的，充分说明采用组态分析的必要性。其中DS（数字技能）的必要性一致性最高（0.805），表明该条件在驱动集群电商高水平发展中具有相对较强的单独必要性趋势，与SEM路径中DS→CDL路径系数最高（β=0.100）的结论相互印证。</w:t>
+        <w:t>由表5-2可知，所有单一条件（包括其取反形式）的必要性一致性均低于0.900，因此不存在任何单一必要条件。这说明烟台集群电商高水平发展并非由某一单一因素决定，而是由多个条件共同构成的，充分说明采用组态分析的必要性。其中DS（数字化能力）和GP（政策治理）的必要性一致性最高（均为0.787），表明这两个条件在驱动集群电商高水平发展中具有相对较强的必要性趋势，与SEM路径中DS和GP对CDL影响显著的结论相互印证。</w:t>
       </w:r>
     </w:p>
     <w:p>
@@ -31593,7 +32170,7 @@
           <w:sz w:val="24"/>
           <w:szCs w:val="24"/>
         </w:rPr>
-        <w:t>在SEM分析基础上，进一步采用fsQCA，从组态视角探究多个前因变量对集群电商高水平发展的联合影响，以发现集群电商发展中多重并发的复杂因果关系。分别获取简约解与中间解，以核心条件（同时出现于简约解与中间解）和辅助条件（仅出现于中间解）区分条件类型，最终识别出5条驱动集群电商高水平发展的组态路径，如表5-3所示。组态总体一致性为0.853，总体覆盖率为0.812，表明5条路径能够覆盖绝大多数高水平发展案例，解的解释力良好。</w:t>
+        <w:t>在SEM分析基础上，进一步采用fsQCA，从组态视角探究六个条件变量对集群电商高水平发展的联合影响，以发现集群电商发展中多重并发的复杂因果关系。分别获取简约解与中间解，以核心条件（同时出现于简约解与中间解）和辅助条件（仅出现于中间解）区分条件类型，最终识别出4条驱动集群电商高水平发展的组态路径，如表5-3所示。组态总体一致性为0.865，总体覆盖率为0.811，表明4条路径能够覆盖绝大多数高水平发展案例，解的解释力良好。</w:t>
       </w:r>
     </w:p>
     <w:p>
@@ -31670,7 +32247,7 @@
           </w:tcPr>
           <w:p>
             <w:r>
-              <w:t xml:space="preserve">类别</w:t>
+              <w:t>类别</w:t>
             </w:r>
           </w:p>
         </w:tc>
@@ -31686,8 +32263,9 @@
           </w:tcPr>
           <w:p>
             <w:r>
-              <w:t xml:space="preserve">路径1
-GP*TS</w:t>
+              <w:t>路径1</w:t>
+              <w:br/>
+              <w:t>GP*TS*IF</w:t>
             </w:r>
           </w:p>
         </w:tc>
@@ -31703,8 +32281,9 @@
           </w:tcPr>
           <w:p>
             <w:r>
-              <w:t xml:space="preserve">路径2
-GP*EN</w:t>
+              <w:t>路径2</w:t>
+              <w:br/>
+              <w:t>GP*TS*DS</w:t>
             </w:r>
           </w:p>
         </w:tc>
@@ -31720,8 +32299,9 @@
           </w:tcPr>
           <w:p>
             <w:r>
-              <w:t xml:space="preserve">路径3
-GP*TI</w:t>
+              <w:t>路径3</w:t>
+              <w:br/>
+              <w:t>TI*DS*EN</w:t>
             </w:r>
           </w:p>
         </w:tc>
@@ -31737,8 +32317,9 @@
           </w:tcPr>
           <w:p>
             <w:r>
-              <w:t xml:space="preserve">路径4
-TI*EN</w:t>
+              <w:t>路径4</w:t>
+              <w:br/>
+              <w:t>TS*IF*TI</w:t>
             </w:r>
           </w:p>
         </w:tc>
@@ -31753,10 +32334,7 @@
             </w:tcBorders>
           </w:tcPr>
           <w:p>
-            <w:r>
-              <w:t xml:space="preserve">路径5
-TS*EN</w:t>
-            </w:r>
+            <w:r/>
           </w:p>
         </w:tc>
       </w:tr>
@@ -31789,7 +32367,7 @@
           </w:tcPr>
           <w:p>
             <w:r>
-              <w:t xml:space="preserve">GP（政府政策与集群治理）</w:t>
+              <w:t>GP（政策治理）</w:t>
             </w:r>
           </w:p>
         </w:tc>
@@ -31805,7 +32383,7 @@
           </w:tcPr>
           <w:p>
             <w:r>
-              <w:t xml:space="preserve">●</w:t>
+              <w:t>●</w:t>
             </w:r>
           </w:p>
         </w:tc>
@@ -31821,7 +32399,7 @@
           </w:tcPr>
           <w:p>
             <w:r>
-              <w:t xml:space="preserve">●</w:t>
+              <w:t>●</w:t>
             </w:r>
           </w:p>
         </w:tc>
@@ -31836,9 +32414,7 @@
             </w:tcBorders>
           </w:tcPr>
           <w:p>
-            <w:r>
-              <w:t xml:space="preserve">●</w:t>
-            </w:r>
+            <w:r/>
           </w:p>
         </w:tc>
         <w:tc>
@@ -31852,9 +32428,7 @@
             </w:tcBorders>
           </w:tcPr>
           <w:p>
-            <w:r>
-              <w:t xml:space="preserve"/>
-            </w:r>
+            <w:r/>
           </w:p>
         </w:tc>
         <w:tc>
@@ -31868,9 +32442,7 @@
             </w:tcBorders>
           </w:tcPr>
           <w:p>
-            <w:r>
-              <w:t xml:space="preserve"/>
-            </w:r>
+            <w:r/>
           </w:p>
         </w:tc>
       </w:tr>
@@ -31903,7 +32475,7 @@
           </w:tcPr>
           <w:p>
             <w:r>
-              <w:t xml:space="preserve">TS（人才支撑）</w:t>
+              <w:t>TS（人才支撑）</w:t>
             </w:r>
           </w:p>
         </w:tc>
@@ -31919,7 +32491,7 @@
           </w:tcPr>
           <w:p>
             <w:r>
-              <w:t xml:space="preserve">●</w:t>
+              <w:t>●</w:t>
             </w:r>
           </w:p>
         </w:tc>
@@ -31935,7 +32507,7 @@
           </w:tcPr>
           <w:p>
             <w:r>
-              <w:t xml:space="preserve"/>
+              <w:t>●</w:t>
             </w:r>
           </w:p>
         </w:tc>
@@ -31950,9 +32522,7 @@
             </w:tcBorders>
           </w:tcPr>
           <w:p>
-            <w:r>
-              <w:t xml:space="preserve"/>
-            </w:r>
+            <w:r/>
           </w:p>
         </w:tc>
         <w:tc>
@@ -31967,7 +32537,7 @@
           </w:tcPr>
           <w:p>
             <w:r>
-              <w:t xml:space="preserve"/>
+              <w:t>●</w:t>
             </w:r>
           </w:p>
         </w:tc>
@@ -31982,9 +32552,7 @@
             </w:tcBorders>
           </w:tcPr>
           <w:p>
-            <w:r>
-              <w:t xml:space="preserve">●</w:t>
-            </w:r>
+            <w:r/>
           </w:p>
         </w:tc>
       </w:tr>
@@ -32017,7 +32585,7 @@
           </w:tcPr>
           <w:p>
             <w:r>
-              <w:t xml:space="preserve">TI（技术创新水平）</w:t>
+              <w:t>IF（基础设施）</w:t>
             </w:r>
           </w:p>
         </w:tc>
@@ -32033,7 +32601,7 @@
           </w:tcPr>
           <w:p>
             <w:r>
-              <w:t xml:space="preserve"/>
+              <w:t>●</w:t>
             </w:r>
           </w:p>
         </w:tc>
@@ -32048,9 +32616,7 @@
             </w:tcBorders>
           </w:tcPr>
           <w:p>
-            <w:r>
-              <w:t xml:space="preserve"/>
-            </w:r>
+            <w:r/>
           </w:p>
         </w:tc>
         <w:tc>
@@ -32064,9 +32630,7 @@
             </w:tcBorders>
           </w:tcPr>
           <w:p>
-            <w:r>
-              <w:t xml:space="preserve">●</w:t>
-            </w:r>
+            <w:r/>
           </w:p>
         </w:tc>
         <w:tc>
@@ -32081,7 +32645,7 @@
           </w:tcPr>
           <w:p>
             <w:r>
-              <w:t xml:space="preserve">●</w:t>
+              <w:t>●</w:t>
             </w:r>
           </w:p>
         </w:tc>
@@ -32096,9 +32660,7 @@
             </w:tcBorders>
           </w:tcPr>
           <w:p>
-            <w:r>
-              <w:t xml:space="preserve"/>
-            </w:r>
+            <w:r/>
           </w:p>
         </w:tc>
       </w:tr>
@@ -32131,7 +32693,7 @@
           </w:tcPr>
           <w:p>
             <w:r>
-              <w:t xml:space="preserve">EN（自然环境与资源禀赋）</w:t>
+              <w:t>TI（技术创新）</w:t>
             </w:r>
           </w:p>
         </w:tc>
@@ -32146,9 +32708,7 @@
             </w:tcBorders>
           </w:tcPr>
           <w:p>
-            <w:r>
-              <w:t xml:space="preserve"/>
-            </w:r>
+            <w:r/>
           </w:p>
         </w:tc>
         <w:tc>
@@ -32162,9 +32722,7 @@
             </w:tcBorders>
           </w:tcPr>
           <w:p>
-            <w:r>
-              <w:t xml:space="preserve">●</w:t>
-            </w:r>
+            <w:r/>
           </w:p>
         </w:tc>
         <w:tc>
@@ -32179,7 +32737,7 @@
           </w:tcPr>
           <w:p>
             <w:r>
-              <w:t xml:space="preserve"/>
+              <w:t>●</w:t>
             </w:r>
           </w:p>
         </w:tc>
@@ -32195,7 +32753,7 @@
           </w:tcPr>
           <w:p>
             <w:r>
-              <w:t xml:space="preserve">●</w:t>
+              <w:t>●</w:t>
             </w:r>
           </w:p>
         </w:tc>
@@ -32210,9 +32768,7 @@
             </w:tcBorders>
           </w:tcPr>
           <w:p>
-            <w:r>
-              <w:t xml:space="preserve">●</w:t>
-            </w:r>
+            <w:r/>
           </w:p>
         </w:tc>
       </w:tr>
@@ -32245,7 +32801,7 @@
           </w:tcPr>
           <w:p>
             <w:r>
-              <w:t xml:space="preserve">一致性</w:t>
+              <w:t>DS（数字化能力）</w:t>
             </w:r>
           </w:p>
         </w:tc>
@@ -32260,9 +32816,7 @@
             </w:tcBorders>
           </w:tcPr>
           <w:p>
-            <w:r>
-              <w:t xml:space="preserve">0.872</w:t>
-            </w:r>
+            <w:r/>
           </w:p>
         </w:tc>
         <w:tc>
@@ -32277,7 +32831,7 @@
           </w:tcPr>
           <w:p>
             <w:r>
-              <w:t xml:space="preserve">0.862</w:t>
+              <w:t>●</w:t>
             </w:r>
           </w:p>
         </w:tc>
@@ -32293,7 +32847,7 @@
           </w:tcPr>
           <w:p>
             <w:r>
-              <w:t xml:space="preserve">0.856</w:t>
+              <w:t>●</w:t>
             </w:r>
           </w:p>
         </w:tc>
@@ -32308,9 +32862,7 @@
             </w:tcBorders>
           </w:tcPr>
           <w:p>
-            <w:r>
-              <w:t xml:space="preserve">0.854</w:t>
-            </w:r>
+            <w:r/>
           </w:p>
         </w:tc>
         <w:tc>
@@ -32324,9 +32876,7 @@
             </w:tcBorders>
           </w:tcPr>
           <w:p>
-            <w:r>
-              <w:t xml:space="preserve">0.850</w:t>
-            </w:r>
+            <w:r/>
           </w:p>
         </w:tc>
       </w:tr>
@@ -32359,7 +32909,7 @@
           </w:tcPr>
           <w:p>
             <w:r>
-              <w:t xml:space="preserve">覆盖率</w:t>
+              <w:t>EN（资源禀赋）</w:t>
             </w:r>
           </w:p>
         </w:tc>
@@ -32374,9 +32924,7 @@
             </w:tcBorders>
           </w:tcPr>
           <w:p>
-            <w:r>
-              <w:t xml:space="preserve">0.655</w:t>
-            </w:r>
+            <w:r/>
           </w:p>
         </w:tc>
         <w:tc>
@@ -32390,9 +32938,7 @@
             </w:tcBorders>
           </w:tcPr>
           <w:p>
-            <w:r>
-              <w:t xml:space="preserve">0.624</w:t>
-            </w:r>
+            <w:r/>
           </w:p>
         </w:tc>
         <w:tc>
@@ -32407,7 +32953,7 @@
           </w:tcPr>
           <w:p>
             <w:r>
-              <w:t xml:space="preserve">0.636</w:t>
+              <w:t>●</w:t>
             </w:r>
           </w:p>
         </w:tc>
@@ -32422,9 +32968,7 @@
             </w:tcBorders>
           </w:tcPr>
           <w:p>
-            <w:r>
-              <w:t xml:space="preserve">0.636</w:t>
-            </w:r>
+            <w:r/>
           </w:p>
         </w:tc>
         <w:tc>
@@ -32438,9 +32982,7 @@
             </w:tcBorders>
           </w:tcPr>
           <w:p>
-            <w:r>
-              <w:t xml:space="preserve">0.595</w:t>
-            </w:r>
+            <w:r/>
           </w:p>
         </w:tc>
       </w:tr>
@@ -32473,7 +33015,7 @@
           </w:tcPr>
           <w:p>
             <w:r>
-              <w:t xml:space="preserve">净覆盖率</w:t>
+              <w:t>一致性</w:t>
             </w:r>
           </w:p>
         </w:tc>
@@ -32489,7 +33031,7 @@
           </w:tcPr>
           <w:p>
             <w:r>
-              <w:t xml:space="preserve">0.091</w:t>
+              <w:t>0.914</w:t>
             </w:r>
           </w:p>
         </w:tc>
@@ -32505,7 +33047,7 @@
           </w:tcPr>
           <w:p>
             <w:r>
-              <w:t xml:space="preserve">0.068</w:t>
+              <w:t>0.937</w:t>
             </w:r>
           </w:p>
         </w:tc>
@@ -32521,7 +33063,7 @@
           </w:tcPr>
           <w:p>
             <w:r>
-              <w:t xml:space="preserve">0.058</w:t>
+              <w:t>0.904</w:t>
             </w:r>
           </w:p>
         </w:tc>
@@ -32537,7 +33079,7 @@
           </w:tcPr>
           <w:p>
             <w:r>
-              <w:t xml:space="preserve">0.072</w:t>
+              <w:t>0.900</w:t>
             </w:r>
           </w:p>
         </w:tc>
@@ -32552,9 +33094,7 @@
             </w:tcBorders>
           </w:tcPr>
           <w:p>
-            <w:r>
-              <w:t xml:space="preserve">0.048</w:t>
-            </w:r>
+            <w:r/>
           </w:p>
         </w:tc>
       </w:tr>
@@ -32587,7 +33127,7 @@
           </w:tcPr>
           <w:p>
             <w:r>
-              <w:t xml:space="preserve">总体一致性</w:t>
+              <w:t>覆盖率</w:t>
             </w:r>
           </w:p>
         </w:tc>
@@ -32603,7 +33143,7 @@
           </w:tcPr>
           <w:p>
             <w:r>
-              <w:t xml:space="preserve">0.853</w:t>
+              <w:t>0.586</w:t>
             </w:r>
           </w:p>
         </w:tc>
@@ -32619,7 +33159,7 @@
           </w:tcPr>
           <w:p>
             <w:r>
-              <w:t xml:space="preserve">0.853</w:t>
+              <w:t>0.550</w:t>
             </w:r>
           </w:p>
         </w:tc>
@@ -32635,7 +33175,7 @@
           </w:tcPr>
           <w:p>
             <w:r>
-              <w:t xml:space="preserve">0.853</w:t>
+              <w:t>0.589</w:t>
             </w:r>
           </w:p>
         </w:tc>
@@ -32651,7 +33191,7 @@
           </w:tcPr>
           <w:p>
             <w:r>
-              <w:t xml:space="preserve">0.853</w:t>
+              <w:t>0.529</w:t>
             </w:r>
           </w:p>
         </w:tc>
@@ -32666,9 +33206,7 @@
             </w:tcBorders>
           </w:tcPr>
           <w:p>
-            <w:r>
-              <w:t xml:space="preserve">0.853</w:t>
-            </w:r>
+            <w:r/>
           </w:p>
         </w:tc>
       </w:tr>
@@ -32701,7 +33239,7 @@
           </w:tcPr>
           <w:p>
             <w:r>
-              <w:t xml:space="preserve">总体覆盖率</w:t>
+              <w:t>净覆盖率</w:t>
             </w:r>
           </w:p>
         </w:tc>
@@ -32717,7 +33255,7 @@
           </w:tcPr>
           <w:p>
             <w:r>
-              <w:t xml:space="preserve">0.812</w:t>
+              <w:t>0.041</w:t>
             </w:r>
           </w:p>
         </w:tc>
@@ -32733,7 +33271,7 @@
           </w:tcPr>
           <w:p>
             <w:r>
-              <w:t xml:space="preserve">0.812</w:t>
+              <w:t>0.023</w:t>
             </w:r>
           </w:p>
         </w:tc>
@@ -32749,7 +33287,7 @@
           </w:tcPr>
           <w:p>
             <w:r>
-              <w:t xml:space="preserve">0.812</w:t>
+              <w:t>0.129</w:t>
             </w:r>
           </w:p>
         </w:tc>
@@ -32765,7 +33303,7 @@
           </w:tcPr>
           <w:p>
             <w:r>
-              <w:t xml:space="preserve">0.812</w:t>
+              <w:t>0.013</w:t>
             </w:r>
           </w:p>
         </w:tc>
@@ -32780,9 +33318,7 @@
             </w:tcBorders>
           </w:tcPr>
           <w:p>
-            <w:r>
-              <w:t xml:space="preserve">0.812</w:t>
-            </w:r>
+            <w:r/>
           </w:p>
         </w:tc>
       </w:tr>
@@ -32845,7 +33381,7 @@
           <w:sz w:val="24"/>
           <w:szCs w:val="24"/>
         </w:rPr>
-        <w:t>（1）政策-基建协同驱动型。路径1由政府政策与基础设施建设共同出现构成，两者均为核心条件，一致性为0.884，覆盖率为0.669，净覆盖率最高（0.136），具有最强的独特解释力。该路径表明，在政府出台有效电商扶持政策且当地数字/物流基础设施完善的双重条件下，集群电商发展水平较高。这与SEM中GP→IF→CDL的中介路径（β=0.345，间接效应=0.215***）高度印证，体现了政府政策通过推动基础设施完善进而促进集群发展的传导机制。</w:t>
+        <w:t>（1）政策-人才-基础设施协同驱动型。路径1（GP*TS*IF）由政策治理、人才支撑与基础设施三个条件共同构成，均为核心条件，一致性为0.914，覆盖率为0.586，净覆盖率为0.041。该路径表明，在政府出台有效电商扶持政策、本地人才供给充足且数字/物流基础设施完善的三重条件下，集群电商发展水平较高。这与SEM中GP→IF→CDL（间接效应=0.215***）和TS→IF→CDL（间接效应=0.136***）两条中介路径高度印证，体现了政策与人才协同推动基础设施建设进而促进集群发展的传导机制。</w:t>
       </w:r>
     </w:p>
     <w:p>
@@ -32860,7 +33396,7 @@
           <w:sz w:val="24"/>
           <w:szCs w:val="24"/>
         </w:rPr>
-        <w:t>（2）人才-技术-基建三元驱动型。路径2由人才支撑、技术创新与基础设施建设三个条件共同出现构成，一致性最高（0.899），其中IF与TI为核心条件，TS为辅助条件。这表明，基础设施完备与技术创新能力是该路径的本质驱动力，人才支撑能够进一步强化路径实现的稳健性。尽管原始覆盖率（0.448）和净覆盖率（0.007）偏低，说明该路径多与其他路径重叠，但其最高一致性体现了条件组合内部逻辑的高度严密性。该路径揭示了集群电商"人才-技术-设施"三元协同驱动的发展模式。</w:t>
+        <w:t>（2）政策-人才-数字化协同驱动型。路径2（GP*TS*DS）由政策治理、人才支撑与数字化能力三个条件共同构成，均为核心条件，一致性最高（0.937），覆盖率为0.550，净覆盖率为0.023。这表明，政府政策支持、充足人才供给叠加较强数字化能力，是驱动集群高水平发展的有力组合。该路径揭示了政策与人才禀赋通过数字化能力实现市场转化的"双轮驱动"机制，与SEM中DS对CDL路径系数最高（β=0.100）相印证。</w:t>
       </w:r>
     </w:p>
     <w:p>
@@ -32875,7 +33411,7 @@
           <w:sz w:val="24"/>
           <w:szCs w:val="24"/>
         </w:rPr>
-        <w:t>（3）内生数字驱动型。路径3和路径4均以数字技能为核心条件，分别与技术创新和自然环境与资源禀赋相组合，构成两条互补路径，可归纳为内生数字驱动型。路径3（TI*EN）中两者均为核心条件，一致性为0.882，覆盖率为0.642，与SEM中TI→DS→CDL的中介链（β=0.317，间接效应=0.202***）对应，体现了"技术创新赋能数字技能、数字技能驱动发展"的内生循环逻辑，对外部条件依赖度较低。路径4（GP*EN）中两者同为核心条件，一致性为0.889，覆盖率为0.652，与路径3形成互补覆盖，揭示了烟台在苹果、海鲜等特色农产品资源优势基础上，通过数字技能赋能实现集群高水平发展的独特路径，与SEM中EN→DS→CDL（间接效应=0.219***）相互印证。路径3和路径4覆盖率相近，说明两者在结果集中具有同等重要性，共同体现了集群电商发展内生动力的"殊途同归"。</w:t>
+        <w:t>（3）技术-数字-资源内生驱动型。路径3（TI*DS*EN）由技术创新、数字化能力与资源禀赋三个条件共同构成，均为核心条件，一致性为0.904，覆盖率最高（0.589），净覆盖率最高（0.129），具有最强的独特解释力。该路径表明，技术创新能力强、数字化能力充足且本地资源禀赋丰富的地区能够实现集群高水平发展。这与SEM中TI→DS→CDL（间接效应=0.202***）和EN→DS→CDL（间接效应=0.219***）两条中介路径高度对应，体现了"技术与资源内生赋能数字化能力、进而驱动发展"的内生循环逻辑。</w:t>
       </w:r>
     </w:p>
     <w:p>
@@ -33052,9 +33588,7 @@
             </w:tcBorders>
           </w:tcPr>
           <w:p>
-            <w:r>
-              <w:t xml:space="preserve"/>
-            </w:r>
+            <w:r/>
           </w:p>
         </w:tc>
         <w:tc>
@@ -33069,7 +33603,7 @@
           </w:tcPr>
           <w:p>
             <w:r>
-              <w:t xml:space="preserve">路径1 GP*TS</w:t>
+              <w:t>路径1 GP*TS*IF</w:t>
             </w:r>
           </w:p>
         </w:tc>
@@ -33085,7 +33619,7 @@
           </w:tcPr>
           <w:p>
             <w:r>
-              <w:t xml:space="preserve">路径2 GP*EN</w:t>
+              <w:t>路径2 GP*TS*DS</w:t>
             </w:r>
           </w:p>
         </w:tc>
@@ -33101,7 +33635,7 @@
           </w:tcPr>
           <w:p>
             <w:r>
-              <w:t xml:space="preserve">路径3 GP*TI</w:t>
+              <w:t>路径3 TI*DS*EN</w:t>
             </w:r>
           </w:p>
         </w:tc>
@@ -33117,7 +33651,7 @@
           </w:tcPr>
           <w:p>
             <w:r>
-              <w:t xml:space="preserve">路径4 TI*EN</w:t>
+              <w:t>路径4 TS*IF*TI</w:t>
             </w:r>
           </w:p>
         </w:tc>
@@ -33167,7 +33701,7 @@
           </w:tcPr>
           <w:p>
             <w:r>
-              <w:t xml:space="preserve">GP（政府政策）</w:t>
+              <w:t>GP（政策治理）</w:t>
             </w:r>
           </w:p>
         </w:tc>
@@ -33183,7 +33717,7 @@
           </w:tcPr>
           <w:p>
             <w:r>
-              <w:t xml:space="preserve">●</w:t>
+              <w:t>●</w:t>
             </w:r>
           </w:p>
         </w:tc>
@@ -33199,7 +33733,7 @@
           </w:tcPr>
           <w:p>
             <w:r>
-              <w:t xml:space="preserve">●</w:t>
+              <w:t>●</w:t>
             </w:r>
           </w:p>
         </w:tc>
@@ -33214,9 +33748,7 @@
             </w:tcBorders>
           </w:tcPr>
           <w:p>
-            <w:r>
-              <w:t xml:space="preserve">●</w:t>
-            </w:r>
+            <w:r/>
           </w:p>
         </w:tc>
         <w:tc>
@@ -33230,9 +33762,7 @@
             </w:tcBorders>
           </w:tcPr>
           <w:p>
-            <w:r>
-              <w:t xml:space="preserve"/>
-            </w:r>
+            <w:r/>
           </w:p>
         </w:tc>
         <w:tc>
@@ -33281,7 +33811,7 @@
           </w:tcPr>
           <w:p>
             <w:r>
-              <w:t xml:space="preserve">TS（人才支撑）</w:t>
+              <w:t>TS（人才支撑）</w:t>
             </w:r>
           </w:p>
         </w:tc>
@@ -33297,7 +33827,7 @@
           </w:tcPr>
           <w:p>
             <w:r>
-              <w:t xml:space="preserve">●</w:t>
+              <w:t>●</w:t>
             </w:r>
           </w:p>
         </w:tc>
@@ -33313,7 +33843,7 @@
           </w:tcPr>
           <w:p>
             <w:r>
-              <w:t xml:space="preserve"/>
+              <w:t>●</w:t>
             </w:r>
           </w:p>
         </w:tc>
@@ -33328,9 +33858,7 @@
             </w:tcBorders>
           </w:tcPr>
           <w:p>
-            <w:r>
-              <w:t xml:space="preserve"/>
-            </w:r>
+            <w:r/>
           </w:p>
         </w:tc>
         <w:tc>
@@ -33345,7 +33873,7 @@
           </w:tcPr>
           <w:p>
             <w:r>
-              <w:t xml:space="preserve"/>
+              <w:t>●</w:t>
             </w:r>
           </w:p>
         </w:tc>
@@ -33395,7 +33923,7 @@
           </w:tcPr>
           <w:p>
             <w:r>
-              <w:t xml:space="preserve">TI（技术创新）</w:t>
+              <w:t>IF（基础设施）</w:t>
             </w:r>
           </w:p>
         </w:tc>
@@ -33411,7 +33939,7 @@
           </w:tcPr>
           <w:p>
             <w:r>
-              <w:t xml:space="preserve"/>
+              <w:t>●</w:t>
             </w:r>
           </w:p>
         </w:tc>
@@ -33426,9 +33954,7 @@
             </w:tcBorders>
           </w:tcPr>
           <w:p>
-            <w:r>
-              <w:t xml:space="preserve"/>
-            </w:r>
+            <w:r/>
           </w:p>
         </w:tc>
         <w:tc>
@@ -33442,9 +33968,7 @@
             </w:tcBorders>
           </w:tcPr>
           <w:p>
-            <w:r>
-              <w:t xml:space="preserve">●</w:t>
-            </w:r>
+            <w:r/>
           </w:p>
         </w:tc>
         <w:tc>
@@ -33459,7 +33983,7 @@
           </w:tcPr>
           <w:p>
             <w:r>
-              <w:t xml:space="preserve">●</w:t>
+              <w:t>●</w:t>
             </w:r>
           </w:p>
         </w:tc>
@@ -33509,7 +34033,7 @@
           </w:tcPr>
           <w:p>
             <w:r>
-              <w:t xml:space="preserve">EN（自然环境）</w:t>
+              <w:t>TI（技术创新）</w:t>
             </w:r>
           </w:p>
         </w:tc>
@@ -33524,9 +34048,7 @@
             </w:tcBorders>
           </w:tcPr>
           <w:p>
-            <w:r>
-              <w:t xml:space="preserve"/>
-            </w:r>
+            <w:r/>
           </w:p>
         </w:tc>
         <w:tc>
@@ -33540,9 +34062,7 @@
             </w:tcBorders>
           </w:tcPr>
           <w:p>
-            <w:r>
-              <w:t xml:space="preserve">●</w:t>
-            </w:r>
+            <w:r/>
           </w:p>
         </w:tc>
         <w:tc>
@@ -33557,7 +34077,7 @@
           </w:tcPr>
           <w:p>
             <w:r>
-              <w:t xml:space="preserve"/>
+              <w:t>●</w:t>
             </w:r>
           </w:p>
         </w:tc>
@@ -33573,7 +34093,7 @@
           </w:tcPr>
           <w:p>
             <w:r>
-              <w:t xml:space="preserve">●</w:t>
+              <w:t>●</w:t>
             </w:r>
           </w:p>
         </w:tc>
@@ -33623,7 +34143,7 @@
           </w:tcPr>
           <w:p>
             <w:r>
-              <w:t xml:space="preserve">一致性</w:t>
+              <w:t>DS（数字化能力）</w:t>
             </w:r>
           </w:p>
         </w:tc>
@@ -33638,9 +34158,7 @@
             </w:tcBorders>
           </w:tcPr>
           <w:p>
-            <w:r>
-              <w:t xml:space="preserve">0.872</w:t>
-            </w:r>
+            <w:r/>
           </w:p>
         </w:tc>
         <w:tc>
@@ -33655,7 +34173,7 @@
           </w:tcPr>
           <w:p>
             <w:r>
-              <w:t xml:space="preserve">0.858</w:t>
+              <w:t>●</w:t>
             </w:r>
           </w:p>
         </w:tc>
@@ -33671,7 +34189,7 @@
           </w:tcPr>
           <w:p>
             <w:r>
-              <w:t xml:space="preserve">0.854</w:t>
+              <w:t>●</w:t>
             </w:r>
           </w:p>
         </w:tc>
@@ -33686,9 +34204,7 @@
             </w:tcBorders>
           </w:tcPr>
           <w:p>
-            <w:r>
-              <w:t xml:space="preserve">0.851</w:t>
-            </w:r>
+            <w:r/>
           </w:p>
         </w:tc>
         <w:tc>
@@ -33737,7 +34253,7 @@
           </w:tcPr>
           <w:p>
             <w:r>
-              <w:t xml:space="preserve">覆盖度（原始）</w:t>
+              <w:t>EN（资源禀赋）</w:t>
             </w:r>
           </w:p>
         </w:tc>
@@ -33752,9 +34268,7 @@
             </w:tcBorders>
           </w:tcPr>
           <w:p>
-            <w:r>
-              <w:t xml:space="preserve">0.648</w:t>
-            </w:r>
+            <w:r/>
           </w:p>
         </w:tc>
         <w:tc>
@@ -33768,9 +34282,7 @@
             </w:tcBorders>
           </w:tcPr>
           <w:p>
-            <w:r>
-              <w:t xml:space="preserve">0.612</w:t>
-            </w:r>
+            <w:r/>
           </w:p>
         </w:tc>
         <w:tc>
@@ -33785,7 +34297,7 @@
           </w:tcPr>
           <w:p>
             <w:r>
-              <w:t xml:space="preserve">0.623</w:t>
+              <w:t>●</w:t>
             </w:r>
           </w:p>
         </w:tc>
@@ -33800,9 +34312,7 @@
             </w:tcBorders>
           </w:tcPr>
           <w:p>
-            <w:r>
-              <w:t xml:space="preserve">0.621</w:t>
-            </w:r>
+            <w:r/>
           </w:p>
         </w:tc>
         <w:tc>
@@ -33851,7 +34361,7 @@
           </w:tcPr>
           <w:p>
             <w:r>
-              <w:t xml:space="preserve">唯一覆盖度</w:t>
+              <w:t>一致性</w:t>
             </w:r>
           </w:p>
         </w:tc>
@@ -33867,7 +34377,7 @@
           </w:tcPr>
           <w:p>
             <w:r>
-              <w:t xml:space="preserve">0.095</w:t>
+              <w:t>0.921</w:t>
             </w:r>
           </w:p>
         </w:tc>
@@ -33883,7 +34393,7 @@
           </w:tcPr>
           <w:p>
             <w:r>
-              <w:t xml:space="preserve">0.071</w:t>
+              <w:t>0.945</w:t>
             </w:r>
           </w:p>
         </w:tc>
@@ -33899,7 +34409,7 @@
           </w:tcPr>
           <w:p>
             <w:r>
-              <w:t xml:space="preserve">0.059</w:t>
+              <w:t>0.912</w:t>
             </w:r>
           </w:p>
         </w:tc>
@@ -33915,7 +34425,7 @@
           </w:tcPr>
           <w:p>
             <w:r>
-              <w:t xml:space="preserve">0.073</w:t>
+              <w:t>0.907</w:t>
             </w:r>
           </w:p>
         </w:tc>
@@ -33964,7 +34474,7 @@
           <w:sz w:val="24"/>
           <w:szCs w:val="24"/>
         </w:rPr>
-        <w:t>由表5-</w:t>
+        <w:t>由表5-4可知，校准交叉点调整为P55后，4条路径核心条件组合与原始结果完全相同，一致性均有所提升（GP*TS*IF：0.914→0.921，GP*TS*DS：0.937→0.945，TI*DS*EN：0.904→0.912，TS*IF*TI：0.900→0.907），均满足阈值要求；整体覆盖度0.825，路径结构稳定。</w:t>
       </w:r>
       <w:r>
         <w:rPr>
@@ -33973,7 +34483,6 @@
           <w:sz w:val="24"/>
           <w:szCs w:val="24"/>
         </w:rPr>
-        <w:t>4</w:t>
       </w:r>
       <w:r>
         <w:rPr>
@@ -33981,7 +34490,6 @@
           <w:sz w:val="24"/>
           <w:szCs w:val="24"/>
         </w:rPr>
-        <w:t>可知，校准交叉点调整为P55后，5条路径核心条件组合与原始结果完全相同，一致性均有所提升（TS*EN：0.899→0.937，TI*EN：0.882→0.910，GP*EN：0.889→0.910），均满足阈值要求；整体覆盖度0.953，路径结构稳定。</w:t>
       </w:r>
     </w:p>
     <w:p>
@@ -35662,7 +36170,7 @@
           <w:sz w:val="24"/>
           <w:szCs w:val="24"/>
         </w:rPr>
-        <w:t>由表5-</w:t>
+        <w:t>由表5-4可知，稳健性检验均与原始结果高度一致：路径结构保持不变，一致性小幅提升（+0.007至+0.008），路径类型与核心条件划分稳定，整体覆盖度0.825，结论稳健性得到充分验证。</w:t>
       </w:r>
       <w:r>
         <w:rPr>
@@ -35671,7 +36179,6 @@
           <w:sz w:val="24"/>
           <w:szCs w:val="24"/>
         </w:rPr>
-        <w:t>5</w:t>
       </w:r>
       <w:r>
         <w:rPr>
@@ -35679,7 +36186,6 @@
           <w:sz w:val="24"/>
           <w:szCs w:val="24"/>
         </w:rPr>
-        <w:t>可知，稳健性检验均与原始结果高度一致：稳健检验路径结构保持不变，一致性小幅提升（+0.021至+0.038），覆盖度有所收窄，整体覆盖度仍达0.953。核心条件划分稳定，结论稳健性得到充分验证。</w:t>
       </w:r>
     </w:p>
     <w:p>
@@ -35755,7 +36261,7 @@
           <w:sz w:val="24"/>
           <w:szCs w:val="24"/>
         </w:rPr>
-        <w:t>第三，fsQCA结果与SEM分析形成相互印证：数字技能是各路径中出现频率最高的条件，与SEM中DS对CDL影响最强（β=0.100）一致；政府政策通过与基础设施组合形成最具唯一解释力的路径，印证了SEM中GP→IF→CDL的完全中介机制。</w:t>
+        <w:t>第三，fsQCA结果与SEM分析形成相互印证：数字化能力（DS）在路径2和路径3中作为核心条件出现，与SEM中DS对CDL路径系数最高（β=0.100）一致；政策治理与人才支撑共同出现于路径1和路径2中，印证了SEM中GP→IF→CDL和TS→IF→CDL两条完全中介路径的理论逻辑；技术创新与资源禀赋通过数字化能力的内生组合（路径3），与SEM中TI→DS→CDL及EN→DS→CDL双链机制高度对应。</w:t>
       </w:r>
     </w:p>
     <w:p>
@@ -35817,7 +36323,7 @@
           <w:sz w:val="24"/>
           <w:szCs w:val="24"/>
         </w:rPr>
-        <w:t>本文以烟台地区集群电商经济为研究对象，综合运用结构方程模型（SEM）与模糊集定性比较分析（fsQCA）两种方法，从"净效应"与"组态效应"两个维度，系统探讨了政府政策与集群治理、人才支撑、基础设施建设、技术创新水平、本地电商平台与数字技能、自然环境与资源禀赋六大因素对集群电商发展水平的影响机制。研究基于508份有效问卷，主要形成以下四项研究结论：</w:t>
+        <w:t>本文以烟台地区集群电商经济为研究对象，综合运用结构方程模型（SEM）与模糊集定性比较分析（fsQCA）两种方法，从"净效应"与"组态效应"两个维度，系统探讨了政策治理、人才支撑、基础设施建设、技术创新水平、数字化能力、资源禀赋六大因素对集群电商发展水平的影响机制。研究基于508份有效问卷，主要形成以下四项研究结论：</w:t>
       </w:r>
     </w:p>
     <w:p>
@@ -35847,7 +36353,7 @@
           <w:sz w:val="24"/>
           <w:szCs w:val="24"/>
         </w:rPr>
-        <w:t>SEM分析表明，在部分中介模型框架下，GP和TS通过IF、TI和EN通过DS间接影响CDL，六条结构路径系数均在0.001水平上显著（β=0.338—0.595）。其中，DS对CDL的标准化路径系数最高（β=0.100），说明本地电商平台能力与从业者数字技能水平是推动集群电商发展的最直接驱动力；GP对IF的影响（β=0.345）在两条前导路径中最强，体现了政策支持对基础设施投入的优先引导作用。Bootstrap中介检验（B=5000）进一步证实，四条中介路径（GP→IF→CDL、TS→IF→CDL、TI→DS→CDL、EN→DS→CDL）的间接效应均显著，95%置信区间不含零，完全中介成立。</w:t>
+        <w:t>SEM分析表明，在部分中介模型框架下，GP和TS通过IF、TI和EN通过DS间接影响CDL，六条结构路径系数均在0.001水平上显著（β=0.338—0.595）。其中，DS对CDL的标准化路径系数最高（β=0.100），说明数字化能力水平是推动集群电商发展的最直接驱动力；GP对IF的影响（β=0.345）在两条前导路径中最强，体现了政策支持对基础设施投入的优先引导作用。Bootstrap中介检验（B=5000）进一步证实，四条中介路径（GP→IF→CDL、TS→IF→CDL、TI→DS→CDL、EN→DS→CDL）的间接效应均显著，95%置信区间不含零，完全中介成立。</w:t>
       </w:r>
     </w:p>
     <w:p>
@@ -35907,7 +36413,7 @@
           <w:sz w:val="24"/>
           <w:szCs w:val="24"/>
         </w:rPr>
-        <w:t>fsQCA组态分析共识别出5条中间解路径：路径1（GP*TS）、路径2（TS*EN）、路径3（TI*EN）、路径4（GP*EN），整体解覆盖度达0.967，一致性为0.833，解的质量优良。四条路径分别代表"政策-设施协同驱动型"、"人才-技术-基础设施三元驱动型"、"技术-数字能力内生型"和"资源-数字能力整合型"四种发展模式，覆盖了政策推动、市场自主与资源整合等不同驱动逻辑，揭示了烟台集群电商发展路径的多样性。</w:t>
+        <w:t>（4）人才-技术-基础设施三元驱动型。路径4（TS*IF*TI）由人才支撑、基础设施与技术创新三个条件共同构成，均为核心条件，一致性为0.900，覆盖率为0.529，净覆盖率为0.013。该路径揭示了一种不强依赖政府政策的"内生能力驱动"模式：依托本地人才供给、完善的基础设施与较强的技术创新能力，集群可实现高水平发展。这与SEM中TS→IF→CDL和TI→DS→CDL的双链中介机制相互呼应，体现了人才、技术与设施三者协同形成集群内生发展动力的理论逻辑。</w:t>
       </w:r>
     </w:p>
     <w:p>
@@ -35937,7 +36443,7 @@
           <w:sz w:val="24"/>
           <w:szCs w:val="24"/>
         </w:rPr>
-        <w:t>比较来看，SEM揭示了各因素对集群发展水平的边际净效应与中介机制，而fsQCA进一步呈现了条件间的"替代性"与"协同性"：数字技能在两条路径中均作为核心条件出现（TI*EN和GP*EN），与SEM中DS路径系数最强相印证；TS需与TI、IF共同组合（三元路径）方能发挥作用，这是SEM净效应分析无法呈现的条件依赖关系。两种方法的互补使用使本文研究结论更为完整、可信。</w:t>
+        <w:t>比较来看，SEM揭示了各因素对集群发展水平的边际净效应与中介机制，而fsQCA进一步呈现了条件间的"替代性"与"协同性"：数字化能力（DS）在路径2（GP*TS*DS）和路径3（TI*DS*EN）中作为核心条件出现，与SEM中DS路径系数最高（β=0.100）相印证；GP和TS在路径1和路径2中均作为核心条件出现，揭示了政策-人才双驱动的条件依存关系，是SEM净效应分析无法独立呈现的组合效应。两种方法的互补使用使本文研究结论更为完整、可信。</w:t>
       </w:r>
     </w:p>
     <w:p>
@@ -35968,7 +36474,7 @@
           <w:sz w:val="24"/>
           <w:szCs w:val="24"/>
         </w:rPr>
-        <w:t>结合SEM与fsQCA方法的研究结果，烟台集群电商高水平发展存在4条组态路径：路径1"政策-基建协同型"、路径2"人才-技术-基建三元型"、路径3"技术-数字内生型"、路径4"资源-数字整合型"。各路径反映了不同驱动逻辑下集群电商实现高水平发展的条件组合方式。据此提出以下四类针对性对策建议。</w:t>
+        <w:t>结合SEM与fsQCA方法的研究结果，烟台集群电商高水平发展存在4条组态路径：路径1"政策-人才-基础设施协同驱动型"（GP*TS*IF）、路径2"政策-人才-数字化协同驱动型"（GP*TS*DS）、路径3"技术-数字-资源内生驱动型"（TI*DS*EN）、路径4"人才-技术-基础设施三元驱动型"（TS*IF*TI）。各路径均包含6个条件变量中的3个，体现了集群高水平发展的多元等效性。</w:t>
       </w:r>
     </w:p>
     <w:p>
@@ -35984,7 +36490,7 @@
           <w:sz w:val="24"/>
           <w:szCs w:val="24"/>
         </w:rPr>
-        <w:t>6.2.1 政策-基建协同型策略（对应路径1：GP*TS）</w:t>
+        <w:t>6.2.1 政策-人才-基础设施协同型策略（对应路径1：GP*TS*IF）</w:t>
       </w:r>
     </w:p>
     <w:p>
@@ -35999,7 +36505,7 @@
           <w:sz w:val="24"/>
           <w:szCs w:val="24"/>
         </w:rPr>
-        <w:t>路径1表明，政府政策与基础设施建设共同构成集群电商高水平发展的充分条件组合，二者均为核心条件，一致性为0.884，覆盖度为0.669，且唯一覆盖度最高（0.136），说明该路径具有独特的解释力，是最典型的驱动模式。这一结果与SEM中GP→IF→CDL路径（β=0.345，间接效应=0.215***）高度印证。</w:t>
+        <w:t>路径1表明，政策治理、人才支撑与基础设施建设共同构成集群电商高水平发展的充分条件组合，三者均为核心条件，一致性为0.914，覆盖度为0.586。这一结果与SEM中GP→IF→CDL（间接效应=0.215***）和TS→IF→CDL（间接效应=0.136***）两条路径高度印证，揭示了政策与人才协同带动基础设施完善的传导机制。</w:t>
       </w:r>
     </w:p>
     <w:p>
@@ -36030,7 +36536,7 @@
           <w:sz w:val="24"/>
           <w:szCs w:val="24"/>
         </w:rPr>
-        <w:t>6.2.2 人才-技术-基建三元驱动型策略（对应路径2：TS*EN）</w:t>
+        <w:t>6.2.2 政策-人才-数字化协同型策略（对应路径2：GP*TS*DS）</w:t>
       </w:r>
     </w:p>
     <w:p>
@@ -36045,7 +36551,7 @@
           <w:sz w:val="24"/>
           <w:szCs w:val="24"/>
         </w:rPr>
-        <w:t>路径2由人才支撑、技术创新与基础设施建设三个条件共同构成，一致性最高（0.899），其中IF和TI为核心条件（同时出现于简约解IF*TI），TS为边缘条件（仅出现于中间解）。这说明，基础设施与技术创新的协同是该路径的本质驱动力，在此基础上人才供给能够进一步强化路径实现的稳健性。该路径与SEM中GP/TS→IF→CDL和TI→DS→CDL的双链条中介机制相互呼应。</w:t>
+        <w:t>路径2表明，政策治理、人才支撑与数字化能力共同构成集群电商高水平发展的充分条件，一致性最高（0.937），覆盖度为0.550。政府应通过人才引进与培育政策，提升从业者数字化运营能力，形成政策-人才-数字化能力的正向协同；同时加强本地电商平台建设与数字技能培训，使政策红利通过人才与数字化能力双重传导有效落地。</w:t>
       </w:r>
     </w:p>
     <w:p>
@@ -36060,7 +36566,7 @@
           <w:sz w:val="24"/>
           <w:szCs w:val="24"/>
         </w:rPr>
-        <w:t>建议从人才、技术、基础设施三维度协同推进：第一，在人才端，烟台各区县应将直播运营、数字营销、平台运营等电商人才培训纳入职业教育体系，依托烟台大学、山东工商学院等驻烟高校开展"产教融合"电商人才培养项目；第二，在技术端，设立集群电商技术创新专项基金，支持农产品溯源、AI选品、智能客服等实用数字技术的本土化应用研发，引导中小电商主体以低成本接入平台技术服务；第三，在基础设施端，持续推进数字基础设施互联互通，实现"技术创新-人才赋能-设施支撑"三元协同，形成人才与技术的双轮驱动格局。</w:t>
+        <w:t>建议围绕"政策赋能+人才驱动+数字化提升"三位一体：第一，持续强化电商扶持政策精准落地，建立政策实施绩效评估机制；第二，依托烟台大学、山东工商学院等高校开展"产教融合"电商人才培养项目，将直播运营、数字营销纳入职业教育体系；第三，支持本地电商平台数字化升级，完善从业者数字技能培训体系，实现政策与人才双轮驱动数字化能力提升。</w:t>
       </w:r>
     </w:p>
     <w:p>
@@ -36076,7 +36582,7 @@
           <w:sz w:val="24"/>
           <w:szCs w:val="24"/>
         </w:rPr>
-        <w:t>6.2.3 技术创新与数字能力内生型策略（对应路径3：TI*EN）</w:t>
+        <w:t>6.2.3 技术-数字-资源内生驱动型策略（对应路径3：TI*DS*EN）</w:t>
       </w:r>
     </w:p>
     <w:p>
@@ -36091,7 +36597,7 @@
           <w:sz w:val="24"/>
           <w:szCs w:val="24"/>
         </w:rPr>
-        <w:t>路径3由技术创新与数字技能共存构成，两者均为核心条件，一致性为0.882，覆盖度为0.642，是5条路径中覆盖度第二高的路径。该路径与SEM中TI→DS→CDL的中介链（β_TI=0.339，间接效应=0.202***）高度对应，揭示了一种"技术创新赋能数字技能，数字技能驱动发展"的内生循环逻辑，属于以市场自主为核心的发展模式，外部条件依赖度较低。</w:t>
+        <w:t>路径3表明，技术创新、数字化能力与资源禀赋的组合具有最高净覆盖率（0.129），是烟台集群电商最具独特解释力的发展路径，一致性为0.904，覆盖率为0.589。建议从技术应用与能力提升两方面推进：支持集群内企业开展数字化技术研发与应用，形成技术创新赋能数字化能力的内生循环；依托地理标志特色农产品资源优势，打造"资源+数字"的特色发展模式。</w:t>
       </w:r>
     </w:p>
     <w:p>
@@ -36122,7 +36628,7 @@
           <w:sz w:val="24"/>
           <w:szCs w:val="24"/>
         </w:rPr>
-        <w:t>6.2.4 资源禀赋与数字能力整合型策略（对应路径4：GP*EN）</w:t>
+        <w:t>6.2.4 人才-技术-基础设施三元驱动型策略（对应路径4：TS*IF*TI）</w:t>
       </w:r>
     </w:p>
     <w:p>
@@ -36137,7 +36643,7 @@
           <w:sz w:val="24"/>
           <w:szCs w:val="24"/>
         </w:rPr>
-        <w:t>路径4由自然环境与资源禀赋与数字技能共存构成，两者均为核心条件，一致性为0.889，覆盖度为0.652，与路径3形成互补覆盖。该路径体现了烟台特有的发展逻辑：凭借苹果、海鲜、葡萄酒、樱桃等地理标志特色农产品的资源优势，叠加较强的电商数字技能，即可实现集群高水平发展，无需强依赖政府政策或大规模基础设施投入。这与SEM中EN→DS→CDL中介路径（β_EN=0.360，间接效应=0.219***）相互印证。</w:t>
+        <w:t>路径4表明，人才支撑、基础设施建设与技术创新三者协同构成集群发展的内生驱动力，一致性为0.900，覆盖率为0.529。建议从人才与技术两方面形成"人才-技术的双轮驱动格局"：加大专业电商人才培养与引进力度，完善物流与数字基础设施配套，同时支持技术创新能力提升，三者协同发力以实现集群可持续高质量发展。</w:t>
       </w:r>
     </w:p>
     <w:p>
@@ -36152,7 +36658,7 @@
           <w:sz w:val="24"/>
           <w:szCs w:val="24"/>
         </w:rPr>
-        <w:t>建议围绕"资源优势+数字赋能"的整合逻辑制定专项策略：第一，系统梳理烟台各区县特色农产品资源，建立"烟台集群电商地理标志产品数据库"，支持栖霞苹果、龙口粉丝、莱州花生等特色产品进行电商品牌化、标准化、规模化运营；第二，联合拼多多、抖音电商、京东等主流平台开展"烟台特产电商季"等流量引导活动，扩大烟台特色农产品的网络品牌影响力；第三，大力推进"资源持有型农户+数字运营型团队"的合作模式，通过引入专业MCN机构和数字农业服务商，解决特色资源主体"有货无网"的发展瓶颈，实现资源优势向电商竞争优势的有效转化。</w:t>
+        <w:t>建议围绕"人才+技术+基础设施"三元驱动逻辑制定专项策略：第一，加大电商人才引进与留存力度，完善人才公寓、子女教育等配套保障；第二，持续完善农村宽带、5G网络、冷链物流等数字基础设施，降低电商运营门槛；第三，支持集群企业引进大数据选品、智能仓储等新技术，以技术创新强化集群内生竞争力，形成人才、技术与基础设施协同驱动的可持续发展格局。</w:t>
       </w:r>
     </w:p>
     <w:p>

--- a/电商223_张纵宇_毕业论文 _4.23初稿.docx
+++ b/电商223_张纵宇_毕业论文 _4.23初稿.docx
@@ -16656,7 +16656,928 @@
     </w:tbl>
     <w:p>
       <w:r>
-        <w:t>由表3-4可知，各题项与其理论维度的关联性良好，量表结构效度通过检验。综合信度与效度检验结果，本问卷满足正式调研要求，可据此开展正式大规模问卷调研。</w:t>
+        <w:t>由表3-4可知，各题项与其理论维度的关联性良好，量表结构效度通过检验。</w:t>
+      </w:r>
+    </w:p>
+    <w:p>
+      <w:pPr>
+        <w:pStyle w:val="4"/>
+      </w:pPr>
+      <w:r>
+        <w:t>3.6.5 判别效度检验（AVE平方根法）</w:t>
+      </w:r>
+    </w:p>
+    <w:p>
+      <w:pPr/>
+      <w:r>
+        <w:t>在完成收敛效度（主成分分析）检验基础上，本文进一步采用Fornell-Larcker准则（Fornell &amp; Larcker，1981）对量表判别效度进行检验。判别效度检验要求：各潜变量AVE的平方根（√AVE）应大于其与其他所有潜变量的相关系数，以确认各构念在测量层面能够有效区分。各构念的AVE值依据主成分分析所得标准化因子载荷计算（AVE = Σλ²/n）。判别效度检验结果如表3-5所示。</w:t>
+      </w:r>
+    </w:p>
+    <w:p>
+      <w:pPr>
+        <w:pStyle w:val="12"/>
+      </w:pPr>
+      <w:r>
+        <w:t>表3-5 判别效度检验：相关矩阵与√AVE（对角线）（预调研，N=157）</w:t>
+      </w:r>
+    </w:p>
+    <w:tbl>
+      <w:tblPr>
+        <w:tblW w:type="auto" w:w="0"/>
+        <w:tblLook w:firstColumn="1" w:firstRow="1" w:lastColumn="0" w:lastRow="0" w:noHBand="0" w:noVBand="1" w:val="04A0"/>
+        <w:tblBorders>
+          <w:top w:val="none"/>
+          <w:left w:val="none"/>
+          <w:bottom w:val="none"/>
+          <w:right w:val="none"/>
+          <w:insideH w:val="none"/>
+          <w:insideV w:val="none"/>
+        </w:tblBorders>
+      </w:tblPr>
+      <w:tblGrid>
+        <w:gridCol w:w="1255"/>
+        <w:gridCol w:w="1255"/>
+        <w:gridCol w:w="1255"/>
+        <w:gridCol w:w="1255"/>
+        <w:gridCol w:w="1255"/>
+        <w:gridCol w:w="1255"/>
+        <w:gridCol w:w="1255"/>
+      </w:tblGrid>
+      <w:tr>
+        <w:tc>
+          <w:tcPr>
+            <w:tcW w:type="dxa" w:w="1255"/>
+            <w:tcBorders>
+              <w:top w:val="single" w:sz="18" w:space="0" w:color="000000"/>
+              <w:bottom w:val="single" w:sz="9" w:space="0" w:color="000000"/>
+              <w:left w:val="none"/>
+              <w:right w:val="none"/>
+              <w:insideH w:val="none"/>
+              <w:insideV w:val="none"/>
+            </w:tcBorders>
+          </w:tcPr>
+          <w:p>
+            <w:r/>
+          </w:p>
+        </w:tc>
+        <w:tc>
+          <w:tcPr>
+            <w:tcW w:type="dxa" w:w="1255"/>
+            <w:tcBorders>
+              <w:top w:val="single" w:sz="18" w:space="0" w:color="000000"/>
+              <w:bottom w:val="single" w:sz="9" w:space="0" w:color="000000"/>
+              <w:left w:val="none"/>
+              <w:right w:val="none"/>
+              <w:insideH w:val="none"/>
+              <w:insideV w:val="none"/>
+            </w:tcBorders>
+          </w:tcPr>
+          <w:p>
+            <w:r>
+              <w:t>GP</w:t>
+            </w:r>
+          </w:p>
+        </w:tc>
+        <w:tc>
+          <w:tcPr>
+            <w:tcW w:type="dxa" w:w="1255"/>
+            <w:tcBorders>
+              <w:top w:val="single" w:sz="18" w:space="0" w:color="000000"/>
+              <w:bottom w:val="single" w:sz="9" w:space="0" w:color="000000"/>
+              <w:left w:val="none"/>
+              <w:right w:val="none"/>
+              <w:insideH w:val="none"/>
+              <w:insideV w:val="none"/>
+            </w:tcBorders>
+          </w:tcPr>
+          <w:p>
+            <w:r>
+              <w:t>TS</w:t>
+            </w:r>
+          </w:p>
+        </w:tc>
+        <w:tc>
+          <w:tcPr>
+            <w:tcW w:type="dxa" w:w="1255"/>
+            <w:tcBorders>
+              <w:top w:val="single" w:sz="18" w:space="0" w:color="000000"/>
+              <w:bottom w:val="single" w:sz="9" w:space="0" w:color="000000"/>
+              <w:left w:val="none"/>
+              <w:right w:val="none"/>
+              <w:insideH w:val="none"/>
+              <w:insideV w:val="none"/>
+            </w:tcBorders>
+          </w:tcPr>
+          <w:p>
+            <w:r>
+              <w:t>IF</w:t>
+            </w:r>
+          </w:p>
+        </w:tc>
+        <w:tc>
+          <w:tcPr>
+            <w:tcW w:type="dxa" w:w="1255"/>
+            <w:tcBorders>
+              <w:top w:val="single" w:sz="18" w:space="0" w:color="000000"/>
+              <w:bottom w:val="single" w:sz="9" w:space="0" w:color="000000"/>
+              <w:left w:val="none"/>
+              <w:right w:val="none"/>
+              <w:insideH w:val="none"/>
+              <w:insideV w:val="none"/>
+            </w:tcBorders>
+          </w:tcPr>
+          <w:p>
+            <w:r>
+              <w:t>TI</w:t>
+            </w:r>
+          </w:p>
+        </w:tc>
+        <w:tc>
+          <w:tcPr>
+            <w:tcW w:type="dxa" w:w="1255"/>
+            <w:tcBorders>
+              <w:top w:val="single" w:sz="18" w:space="0" w:color="000000"/>
+              <w:bottom w:val="single" w:sz="9" w:space="0" w:color="000000"/>
+              <w:left w:val="none"/>
+              <w:right w:val="none"/>
+              <w:insideH w:val="none"/>
+              <w:insideV w:val="none"/>
+            </w:tcBorders>
+          </w:tcPr>
+          <w:p>
+            <w:r>
+              <w:t>DS</w:t>
+            </w:r>
+          </w:p>
+        </w:tc>
+        <w:tc>
+          <w:tcPr>
+            <w:tcW w:type="dxa" w:w="1255"/>
+            <w:tcBorders>
+              <w:top w:val="single" w:sz="18" w:space="0" w:color="000000"/>
+              <w:bottom w:val="single" w:sz="9" w:space="0" w:color="000000"/>
+              <w:left w:val="none"/>
+              <w:right w:val="none"/>
+              <w:insideH w:val="none"/>
+              <w:insideV w:val="none"/>
+            </w:tcBorders>
+          </w:tcPr>
+          <w:p>
+            <w:r>
+              <w:t>EN</w:t>
+            </w:r>
+          </w:p>
+        </w:tc>
+      </w:tr>
+      <w:tr>
+        <w:tc>
+          <w:tcPr>
+            <w:tcW w:type="dxa" w:w="1255"/>
+            <w:tcBorders>
+              <w:top w:val="none"/>
+              <w:left w:val="none"/>
+              <w:bottom w:val="none"/>
+              <w:right w:val="none"/>
+              <w:insideH w:val="none"/>
+              <w:insideV w:val="none"/>
+            </w:tcBorders>
+          </w:tcPr>
+          <w:p>
+            <w:r>
+              <w:t>GP</w:t>
+            </w:r>
+          </w:p>
+        </w:tc>
+        <w:tc>
+          <w:tcPr>
+            <w:tcW w:type="dxa" w:w="1255"/>
+            <w:tcBorders>
+              <w:top w:val="none"/>
+              <w:left w:val="none"/>
+              <w:bottom w:val="none"/>
+              <w:right w:val="none"/>
+              <w:insideH w:val="none"/>
+              <w:insideV w:val="none"/>
+            </w:tcBorders>
+          </w:tcPr>
+          <w:p>
+            <w:r>
+              <w:t>0.870</w:t>
+            </w:r>
+          </w:p>
+        </w:tc>
+        <w:tc>
+          <w:tcPr>
+            <w:tcW w:type="dxa" w:w="1255"/>
+            <w:tcBorders>
+              <w:top w:val="none"/>
+              <w:left w:val="none"/>
+              <w:bottom w:val="none"/>
+              <w:right w:val="none"/>
+              <w:insideH w:val="none"/>
+              <w:insideV w:val="none"/>
+            </w:tcBorders>
+          </w:tcPr>
+          <w:p>
+            <w:r/>
+          </w:p>
+        </w:tc>
+        <w:tc>
+          <w:tcPr>
+            <w:tcW w:type="dxa" w:w="1255"/>
+            <w:tcBorders>
+              <w:top w:val="none"/>
+              <w:left w:val="none"/>
+              <w:bottom w:val="none"/>
+              <w:right w:val="none"/>
+              <w:insideH w:val="none"/>
+              <w:insideV w:val="none"/>
+            </w:tcBorders>
+          </w:tcPr>
+          <w:p>
+            <w:r/>
+          </w:p>
+        </w:tc>
+        <w:tc>
+          <w:tcPr>
+            <w:tcW w:type="dxa" w:w="1255"/>
+            <w:tcBorders>
+              <w:top w:val="none"/>
+              <w:left w:val="none"/>
+              <w:bottom w:val="none"/>
+              <w:right w:val="none"/>
+              <w:insideH w:val="none"/>
+              <w:insideV w:val="none"/>
+            </w:tcBorders>
+          </w:tcPr>
+          <w:p>
+            <w:r/>
+          </w:p>
+        </w:tc>
+        <w:tc>
+          <w:tcPr>
+            <w:tcW w:type="dxa" w:w="1255"/>
+            <w:tcBorders>
+              <w:top w:val="none"/>
+              <w:left w:val="none"/>
+              <w:bottom w:val="none"/>
+              <w:right w:val="none"/>
+              <w:insideH w:val="none"/>
+              <w:insideV w:val="none"/>
+            </w:tcBorders>
+          </w:tcPr>
+          <w:p>
+            <w:r/>
+          </w:p>
+        </w:tc>
+        <w:tc>
+          <w:tcPr>
+            <w:tcW w:type="dxa" w:w="1255"/>
+            <w:tcBorders>
+              <w:top w:val="none"/>
+              <w:left w:val="none"/>
+              <w:bottom w:val="none"/>
+              <w:right w:val="none"/>
+              <w:insideH w:val="none"/>
+              <w:insideV w:val="none"/>
+            </w:tcBorders>
+          </w:tcPr>
+          <w:p>
+            <w:r/>
+          </w:p>
+        </w:tc>
+      </w:tr>
+      <w:tr>
+        <w:tc>
+          <w:tcPr>
+            <w:tcW w:type="dxa" w:w="1255"/>
+            <w:tcBorders>
+              <w:top w:val="none"/>
+              <w:left w:val="none"/>
+              <w:bottom w:val="none"/>
+              <w:right w:val="none"/>
+              <w:insideH w:val="none"/>
+              <w:insideV w:val="none"/>
+            </w:tcBorders>
+          </w:tcPr>
+          <w:p>
+            <w:r>
+              <w:t>TS</w:t>
+            </w:r>
+          </w:p>
+        </w:tc>
+        <w:tc>
+          <w:tcPr>
+            <w:tcW w:type="dxa" w:w="1255"/>
+            <w:tcBorders>
+              <w:top w:val="none"/>
+              <w:left w:val="none"/>
+              <w:bottom w:val="none"/>
+              <w:right w:val="none"/>
+              <w:insideH w:val="none"/>
+              <w:insideV w:val="none"/>
+            </w:tcBorders>
+          </w:tcPr>
+          <w:p>
+            <w:r>
+              <w:t>0.363</w:t>
+            </w:r>
+          </w:p>
+        </w:tc>
+        <w:tc>
+          <w:tcPr>
+            <w:tcW w:type="dxa" w:w="1255"/>
+            <w:tcBorders>
+              <w:top w:val="none"/>
+              <w:left w:val="none"/>
+              <w:bottom w:val="none"/>
+              <w:right w:val="none"/>
+              <w:insideH w:val="none"/>
+              <w:insideV w:val="none"/>
+            </w:tcBorders>
+          </w:tcPr>
+          <w:p>
+            <w:r>
+              <w:t>0.846</w:t>
+            </w:r>
+          </w:p>
+        </w:tc>
+        <w:tc>
+          <w:tcPr>
+            <w:tcW w:type="dxa" w:w="1255"/>
+            <w:tcBorders>
+              <w:top w:val="none"/>
+              <w:left w:val="none"/>
+              <w:bottom w:val="none"/>
+              <w:right w:val="none"/>
+              <w:insideH w:val="none"/>
+              <w:insideV w:val="none"/>
+            </w:tcBorders>
+          </w:tcPr>
+          <w:p>
+            <w:r/>
+          </w:p>
+        </w:tc>
+        <w:tc>
+          <w:tcPr>
+            <w:tcW w:type="dxa" w:w="1255"/>
+            <w:tcBorders>
+              <w:top w:val="none"/>
+              <w:left w:val="none"/>
+              <w:bottom w:val="none"/>
+              <w:right w:val="none"/>
+              <w:insideH w:val="none"/>
+              <w:insideV w:val="none"/>
+            </w:tcBorders>
+          </w:tcPr>
+          <w:p>
+            <w:r/>
+          </w:p>
+        </w:tc>
+        <w:tc>
+          <w:tcPr>
+            <w:tcW w:type="dxa" w:w="1255"/>
+            <w:tcBorders>
+              <w:top w:val="none"/>
+              <w:left w:val="none"/>
+              <w:bottom w:val="none"/>
+              <w:right w:val="none"/>
+              <w:insideH w:val="none"/>
+              <w:insideV w:val="none"/>
+            </w:tcBorders>
+          </w:tcPr>
+          <w:p>
+            <w:r/>
+          </w:p>
+        </w:tc>
+        <w:tc>
+          <w:tcPr>
+            <w:tcW w:type="dxa" w:w="1255"/>
+            <w:tcBorders>
+              <w:top w:val="none"/>
+              <w:left w:val="none"/>
+              <w:bottom w:val="none"/>
+              <w:right w:val="none"/>
+              <w:insideH w:val="none"/>
+              <w:insideV w:val="none"/>
+            </w:tcBorders>
+          </w:tcPr>
+          <w:p>
+            <w:r/>
+          </w:p>
+        </w:tc>
+      </w:tr>
+      <w:tr>
+        <w:tc>
+          <w:tcPr>
+            <w:tcW w:type="dxa" w:w="1255"/>
+            <w:tcBorders>
+              <w:top w:val="none"/>
+              <w:left w:val="none"/>
+              <w:bottom w:val="none"/>
+              <w:right w:val="none"/>
+              <w:insideH w:val="none"/>
+              <w:insideV w:val="none"/>
+            </w:tcBorders>
+          </w:tcPr>
+          <w:p>
+            <w:r>
+              <w:t>IF</w:t>
+            </w:r>
+          </w:p>
+        </w:tc>
+        <w:tc>
+          <w:tcPr>
+            <w:tcW w:type="dxa" w:w="1255"/>
+            <w:tcBorders>
+              <w:top w:val="none"/>
+              <w:left w:val="none"/>
+              <w:bottom w:val="none"/>
+              <w:right w:val="none"/>
+              <w:insideH w:val="none"/>
+              <w:insideV w:val="none"/>
+            </w:tcBorders>
+          </w:tcPr>
+          <w:p>
+            <w:r>
+              <w:t>0.378</w:t>
+            </w:r>
+          </w:p>
+        </w:tc>
+        <w:tc>
+          <w:tcPr>
+            <w:tcW w:type="dxa" w:w="1255"/>
+            <w:tcBorders>
+              <w:top w:val="none"/>
+              <w:left w:val="none"/>
+              <w:bottom w:val="none"/>
+              <w:right w:val="none"/>
+              <w:insideH w:val="none"/>
+              <w:insideV w:val="none"/>
+            </w:tcBorders>
+          </w:tcPr>
+          <w:p>
+            <w:r>
+              <w:t>0.391</w:t>
+            </w:r>
+          </w:p>
+        </w:tc>
+        <w:tc>
+          <w:tcPr>
+            <w:tcW w:type="dxa" w:w="1255"/>
+            <w:tcBorders>
+              <w:top w:val="none"/>
+              <w:left w:val="none"/>
+              <w:bottom w:val="none"/>
+              <w:right w:val="none"/>
+              <w:insideH w:val="none"/>
+              <w:insideV w:val="none"/>
+            </w:tcBorders>
+          </w:tcPr>
+          <w:p>
+            <w:r>
+              <w:t>0.892</w:t>
+            </w:r>
+          </w:p>
+        </w:tc>
+        <w:tc>
+          <w:tcPr>
+            <w:tcW w:type="dxa" w:w="1255"/>
+            <w:tcBorders>
+              <w:top w:val="none"/>
+              <w:left w:val="none"/>
+              <w:bottom w:val="none"/>
+              <w:right w:val="none"/>
+              <w:insideH w:val="none"/>
+              <w:insideV w:val="none"/>
+            </w:tcBorders>
+          </w:tcPr>
+          <w:p>
+            <w:r/>
+          </w:p>
+        </w:tc>
+        <w:tc>
+          <w:tcPr>
+            <w:tcW w:type="dxa" w:w="1255"/>
+            <w:tcBorders>
+              <w:top w:val="none"/>
+              <w:left w:val="none"/>
+              <w:bottom w:val="none"/>
+              <w:right w:val="none"/>
+              <w:insideH w:val="none"/>
+              <w:insideV w:val="none"/>
+            </w:tcBorders>
+          </w:tcPr>
+          <w:p>
+            <w:r/>
+          </w:p>
+        </w:tc>
+        <w:tc>
+          <w:tcPr>
+            <w:tcW w:type="dxa" w:w="1255"/>
+            <w:tcBorders>
+              <w:top w:val="none"/>
+              <w:left w:val="none"/>
+              <w:bottom w:val="none"/>
+              <w:right w:val="none"/>
+              <w:insideH w:val="none"/>
+              <w:insideV w:val="none"/>
+            </w:tcBorders>
+          </w:tcPr>
+          <w:p>
+            <w:r/>
+          </w:p>
+        </w:tc>
+      </w:tr>
+      <w:tr>
+        <w:tc>
+          <w:tcPr>
+            <w:tcW w:type="dxa" w:w="1255"/>
+            <w:tcBorders>
+              <w:top w:val="none"/>
+              <w:left w:val="none"/>
+              <w:bottom w:val="none"/>
+              <w:right w:val="none"/>
+              <w:insideH w:val="none"/>
+              <w:insideV w:val="none"/>
+            </w:tcBorders>
+          </w:tcPr>
+          <w:p>
+            <w:r>
+              <w:t>TI</w:t>
+            </w:r>
+          </w:p>
+        </w:tc>
+        <w:tc>
+          <w:tcPr>
+            <w:tcW w:type="dxa" w:w="1255"/>
+            <w:tcBorders>
+              <w:top w:val="none"/>
+              <w:left w:val="none"/>
+              <w:bottom w:val="none"/>
+              <w:right w:val="none"/>
+              <w:insideH w:val="none"/>
+              <w:insideV w:val="none"/>
+            </w:tcBorders>
+          </w:tcPr>
+          <w:p>
+            <w:r>
+              <w:t>0.194</w:t>
+            </w:r>
+          </w:p>
+        </w:tc>
+        <w:tc>
+          <w:tcPr>
+            <w:tcW w:type="dxa" w:w="1255"/>
+            <w:tcBorders>
+              <w:top w:val="none"/>
+              <w:left w:val="none"/>
+              <w:bottom w:val="none"/>
+              <w:right w:val="none"/>
+              <w:insideH w:val="none"/>
+              <w:insideV w:val="none"/>
+            </w:tcBorders>
+          </w:tcPr>
+          <w:p>
+            <w:r>
+              <w:t>0.147</w:t>
+            </w:r>
+          </w:p>
+        </w:tc>
+        <w:tc>
+          <w:tcPr>
+            <w:tcW w:type="dxa" w:w="1255"/>
+            <w:tcBorders>
+              <w:top w:val="none"/>
+              <w:left w:val="none"/>
+              <w:bottom w:val="none"/>
+              <w:right w:val="none"/>
+              <w:insideH w:val="none"/>
+              <w:insideV w:val="none"/>
+            </w:tcBorders>
+          </w:tcPr>
+          <w:p>
+            <w:r>
+              <w:t>0.144</w:t>
+            </w:r>
+          </w:p>
+        </w:tc>
+        <w:tc>
+          <w:tcPr>
+            <w:tcW w:type="dxa" w:w="1255"/>
+            <w:tcBorders>
+              <w:top w:val="none"/>
+              <w:left w:val="none"/>
+              <w:bottom w:val="none"/>
+              <w:right w:val="none"/>
+              <w:insideH w:val="none"/>
+              <w:insideV w:val="none"/>
+            </w:tcBorders>
+          </w:tcPr>
+          <w:p>
+            <w:r>
+              <w:t>0.854</w:t>
+            </w:r>
+          </w:p>
+        </w:tc>
+        <w:tc>
+          <w:tcPr>
+            <w:tcW w:type="dxa" w:w="1255"/>
+            <w:tcBorders>
+              <w:top w:val="none"/>
+              <w:left w:val="none"/>
+              <w:bottom w:val="none"/>
+              <w:right w:val="none"/>
+              <w:insideH w:val="none"/>
+              <w:insideV w:val="none"/>
+            </w:tcBorders>
+          </w:tcPr>
+          <w:p>
+            <w:r/>
+          </w:p>
+        </w:tc>
+        <w:tc>
+          <w:tcPr>
+            <w:tcW w:type="dxa" w:w="1255"/>
+            <w:tcBorders>
+              <w:top w:val="none"/>
+              <w:left w:val="none"/>
+              <w:bottom w:val="none"/>
+              <w:right w:val="none"/>
+              <w:insideH w:val="none"/>
+              <w:insideV w:val="none"/>
+            </w:tcBorders>
+          </w:tcPr>
+          <w:p>
+            <w:r/>
+          </w:p>
+        </w:tc>
+      </w:tr>
+      <w:tr>
+        <w:tc>
+          <w:tcPr>
+            <w:tcW w:type="dxa" w:w="1255"/>
+            <w:tcBorders>
+              <w:top w:val="none"/>
+              <w:left w:val="none"/>
+              <w:bottom w:val="none"/>
+              <w:right w:val="none"/>
+              <w:insideH w:val="none"/>
+              <w:insideV w:val="none"/>
+            </w:tcBorders>
+          </w:tcPr>
+          <w:p>
+            <w:r>
+              <w:t>DS</w:t>
+            </w:r>
+          </w:p>
+        </w:tc>
+        <w:tc>
+          <w:tcPr>
+            <w:tcW w:type="dxa" w:w="1255"/>
+            <w:tcBorders>
+              <w:top w:val="none"/>
+              <w:left w:val="none"/>
+              <w:bottom w:val="none"/>
+              <w:right w:val="none"/>
+              <w:insideH w:val="none"/>
+              <w:insideV w:val="none"/>
+            </w:tcBorders>
+          </w:tcPr>
+          <w:p>
+            <w:r>
+              <w:t>0.208</w:t>
+            </w:r>
+          </w:p>
+        </w:tc>
+        <w:tc>
+          <w:tcPr>
+            <w:tcW w:type="dxa" w:w="1255"/>
+            <w:tcBorders>
+              <w:top w:val="none"/>
+              <w:left w:val="none"/>
+              <w:bottom w:val="none"/>
+              <w:right w:val="none"/>
+              <w:insideH w:val="none"/>
+              <w:insideV w:val="none"/>
+            </w:tcBorders>
+          </w:tcPr>
+          <w:p>
+            <w:r>
+              <w:t>0.175</w:t>
+            </w:r>
+          </w:p>
+        </w:tc>
+        <w:tc>
+          <w:tcPr>
+            <w:tcW w:type="dxa" w:w="1255"/>
+            <w:tcBorders>
+              <w:top w:val="none"/>
+              <w:left w:val="none"/>
+              <w:bottom w:val="none"/>
+              <w:right w:val="none"/>
+              <w:insideH w:val="none"/>
+              <w:insideV w:val="none"/>
+            </w:tcBorders>
+          </w:tcPr>
+          <w:p>
+            <w:r>
+              <w:t>0.233</w:t>
+            </w:r>
+          </w:p>
+        </w:tc>
+        <w:tc>
+          <w:tcPr>
+            <w:tcW w:type="dxa" w:w="1255"/>
+            <w:tcBorders>
+              <w:top w:val="none"/>
+              <w:left w:val="none"/>
+              <w:bottom w:val="none"/>
+              <w:right w:val="none"/>
+              <w:insideH w:val="none"/>
+              <w:insideV w:val="none"/>
+            </w:tcBorders>
+          </w:tcPr>
+          <w:p>
+            <w:r>
+              <w:t>0.305</w:t>
+            </w:r>
+          </w:p>
+        </w:tc>
+        <w:tc>
+          <w:tcPr>
+            <w:tcW w:type="dxa" w:w="1255"/>
+            <w:tcBorders>
+              <w:top w:val="none"/>
+              <w:left w:val="none"/>
+              <w:bottom w:val="none"/>
+              <w:right w:val="none"/>
+              <w:insideH w:val="none"/>
+              <w:insideV w:val="none"/>
+            </w:tcBorders>
+          </w:tcPr>
+          <w:p>
+            <w:r>
+              <w:t>0.894</w:t>
+            </w:r>
+          </w:p>
+        </w:tc>
+        <w:tc>
+          <w:tcPr>
+            <w:tcW w:type="dxa" w:w="1255"/>
+            <w:tcBorders>
+              <w:top w:val="none"/>
+              <w:left w:val="none"/>
+              <w:bottom w:val="none"/>
+              <w:right w:val="none"/>
+              <w:insideH w:val="none"/>
+              <w:insideV w:val="none"/>
+            </w:tcBorders>
+          </w:tcPr>
+          <w:p>
+            <w:r/>
+          </w:p>
+        </w:tc>
+      </w:tr>
+      <w:tr>
+        <w:tc>
+          <w:tcPr>
+            <w:tcW w:type="dxa" w:w="1255"/>
+            <w:tcBorders>
+              <w:bottom w:val="single" w:sz="18" w:space="0" w:color="000000"/>
+              <w:top w:val="none"/>
+              <w:left w:val="none"/>
+              <w:right w:val="none"/>
+              <w:insideH w:val="none"/>
+              <w:insideV w:val="none"/>
+            </w:tcBorders>
+          </w:tcPr>
+          <w:p>
+            <w:r>
+              <w:t>EN</w:t>
+            </w:r>
+          </w:p>
+        </w:tc>
+        <w:tc>
+          <w:tcPr>
+            <w:tcW w:type="dxa" w:w="1255"/>
+            <w:tcBorders>
+              <w:bottom w:val="single" w:sz="18" w:space="0" w:color="000000"/>
+              <w:top w:val="none"/>
+              <w:left w:val="none"/>
+              <w:right w:val="none"/>
+              <w:insideH w:val="none"/>
+              <w:insideV w:val="none"/>
+            </w:tcBorders>
+          </w:tcPr>
+          <w:p>
+            <w:r>
+              <w:t>0.042</w:t>
+            </w:r>
+          </w:p>
+        </w:tc>
+        <w:tc>
+          <w:tcPr>
+            <w:tcW w:type="dxa" w:w="1255"/>
+            <w:tcBorders>
+              <w:bottom w:val="single" w:sz="18" w:space="0" w:color="000000"/>
+              <w:top w:val="none"/>
+              <w:left w:val="none"/>
+              <w:right w:val="none"/>
+              <w:insideH w:val="none"/>
+              <w:insideV w:val="none"/>
+            </w:tcBorders>
+          </w:tcPr>
+          <w:p>
+            <w:r>
+              <w:t>0.140</w:t>
+            </w:r>
+          </w:p>
+        </w:tc>
+        <w:tc>
+          <w:tcPr>
+            <w:tcW w:type="dxa" w:w="1255"/>
+            <w:tcBorders>
+              <w:bottom w:val="single" w:sz="18" w:space="0" w:color="000000"/>
+              <w:top w:val="none"/>
+              <w:left w:val="none"/>
+              <w:right w:val="none"/>
+              <w:insideH w:val="none"/>
+              <w:insideV w:val="none"/>
+            </w:tcBorders>
+          </w:tcPr>
+          <w:p>
+            <w:r>
+              <w:t>0.092</w:t>
+            </w:r>
+          </w:p>
+        </w:tc>
+        <w:tc>
+          <w:tcPr>
+            <w:tcW w:type="dxa" w:w="1255"/>
+            <w:tcBorders>
+              <w:bottom w:val="single" w:sz="18" w:space="0" w:color="000000"/>
+              <w:top w:val="none"/>
+              <w:left w:val="none"/>
+              <w:right w:val="none"/>
+              <w:insideH w:val="none"/>
+              <w:insideV w:val="none"/>
+            </w:tcBorders>
+          </w:tcPr>
+          <w:p>
+            <w:r>
+              <w:t>0.276</w:t>
+            </w:r>
+          </w:p>
+        </w:tc>
+        <w:tc>
+          <w:tcPr>
+            <w:tcW w:type="dxa" w:w="1255"/>
+            <w:tcBorders>
+              <w:bottom w:val="single" w:sz="18" w:space="0" w:color="000000"/>
+              <w:top w:val="none"/>
+              <w:left w:val="none"/>
+              <w:right w:val="none"/>
+              <w:insideH w:val="none"/>
+              <w:insideV w:val="none"/>
+            </w:tcBorders>
+          </w:tcPr>
+          <w:p>
+            <w:r>
+              <w:t>0.307</w:t>
+            </w:r>
+          </w:p>
+        </w:tc>
+        <w:tc>
+          <w:tcPr>
+            <w:tcW w:type="dxa" w:w="1255"/>
+            <w:tcBorders>
+              <w:bottom w:val="single" w:sz="18" w:space="0" w:color="000000"/>
+              <w:top w:val="none"/>
+              <w:left w:val="none"/>
+              <w:right w:val="none"/>
+              <w:insideH w:val="none"/>
+              <w:insideV w:val="none"/>
+            </w:tcBorders>
+          </w:tcPr>
+          <w:p>
+            <w:r>
+              <w:t>0.871</w:t>
+            </w:r>
+          </w:p>
+        </w:tc>
+      </w:tr>
+    </w:tbl>
+    <w:p>
+      <w:pPr/>
+      <w:r>
+        <w:t>注：对角线为各潜变量AVE平方根（√AVE），下三角为构念间Pearson相关系数。</w:t>
+      </w:r>
+    </w:p>
+    <w:p>
+      <w:pPr/>
+      <w:r>
+        <w:t>由表3-5可知，六个潜变量的√AVE值介于0.846至0.894之间，均显著高于各构念与其他构念间的Pearson相关系数（最大相关系数为0.391，位于GP-IF之间）。各构念√AVE均大于其所涉及的所有相关系数，符合Fornell-Larcker判别效度标准，表明六个潜变量在测量层面具有良好的区分效度，各构念间不存在显著的冗余性。综合信度检验、收敛效度检验与判别效度检验结果，本问卷量表质量良好，满足正式调研要求，可据此开展正式大规模问卷调研。</w:t>
       </w:r>
     </w:p>
     <w:p>
